--- a/Document/output_sec.docx
+++ b/Document/output_sec.docx
@@ -2,7 +2,2489 @@
 <file path=word/document.xml><?xml version="1.0" encoding="utf-8"?>
 <w:document xmlns:wpc="http://schemas.microsoft.com/office/word/2010/wordprocessingCanvas" xmlns:cx="http://schemas.microsoft.com/office/drawing/2014/chartex" xmlns:cx1="http://schemas.microsoft.com/office/drawing/2015/9/8/chartex" xmlns:cx2="http://schemas.microsoft.com/office/drawing/2015/10/21/chartex" xmlns:cx3="http://schemas.microsoft.com/office/drawing/2016/5/9/chartex" xmlns:cx4="http://schemas.microsoft.com/office/drawing/2016/5/10/chartex" xmlns:cx5="http://schemas.microsoft.com/office/drawing/2016/5/11/chartex" xmlns:cx6="http://schemas.microsoft.com/office/drawing/2016/5/12/chartex" xmlns:cx7="http://schemas.microsoft.com/office/drawing/2016/5/13/chartex" xmlns:cx8="http://schemas.microsoft.com/office/drawing/2016/5/14/chartex" xmlns:mc="http://schemas.openxmlformats.org/markup-compatibility/2006" xmlns:aink="http://schemas.microsoft.com/office/drawing/2016/ink" xmlns:am3d="http://schemas.microsoft.com/office/drawing/2017/model3d" xmlns:o="urn:schemas-microsoft-com:office:office" xmlns:oel="http://schemas.microsoft.com/office/2019/extlst" xmlns:r="http://schemas.openxmlformats.org/officeDocument/2006/relationships" xmlns:m="http://schemas.openxmlformats.org/officeDocument/2006/math" xmlns:v="urn:schemas-microsoft-com:vml" xmlns:wp14="http://schemas.microsoft.com/office/word/2010/wordprocessingDrawing" xmlns:wp="http://schemas.openxmlformats.org/drawingml/2006/wordprocessingDrawing" xmlns:w10="urn:schemas-microsoft-com:office:word" xmlns:w="http://schemas.openxmlformats.org/wordprocessingml/2006/main" xmlns:w14="http://schemas.microsoft.com/office/word/2010/wordml" xmlns:w15="http://schemas.microsoft.com/office/word/2012/wordml" xmlns:w16cex="http://schemas.microsoft.com/office/word/2018/wordml/cex" xmlns:w16cid="http://schemas.microsoft.com/office/word/2016/wordml/cid" xmlns:w16="http://schemas.microsoft.com/office/word/2018/wordml" xmlns:w16du="http://schemas.microsoft.com/office/word/2023/wordml/word16du" xmlns:w16sdtdh="http://schemas.microsoft.com/office/word/2020/wordml/sdtdatahash" xmlns:w16sdtfl="http://schemas.microsoft.com/office/word/2024/wordml/sdtformatlock" xmlns:w16se="http://schemas.microsoft.com/office/word/2015/wordml/symex" xmlns:wpg="http://schemas.microsoft.com/office/word/2010/wordprocessingGroup" xmlns:wpi="http://schemas.microsoft.com/office/word/2010/wordprocessingInk" xmlns:wne="http://schemas.microsoft.com/office/word/2006/wordml" xmlns:wps="http://schemas.microsoft.com/office/word/2010/wordprocessingShape" mc:Ignorable="w14 w15 w16se w16cid w16 w16cex w16sdtdh w16sdtfl w16du wp14">
   <w:body>
+    <w:p>
+      <w:pPr>
+        <w:pStyle w:val="Heading1"/>
+      </w:pPr>
+      <w:bookmarkStart w:id="0" w:name="_Toc227496313"/>
+      <w:r>
+        <w:t xml:space="preserve">TRIỂN KHAI HỆ THỐNG CHATDESK - CRM QUẢN LÝ TIN NHẮN KHÁCH HÀNG ĐA KÊNH CÓ TÍCH HỢP CHATBOT</w:t>
+      </w:r>
+      <w:r>
+        <w:t/>
+      </w:r>
+      <w:bookmarkEnd w:id="0"/>
+    </w:p>
+    <w:p>
+      <w:pPr>
+        <w:pStyle w:val="Heading2"/>
+      </w:pPr>
+      <w:bookmarkStart w:id="1" w:name="_Toc227496314"/>
+      <w:r>
+        <w:t xml:space="preserve">Quá trình triển khai hệ thống</w:t>
+      </w:r>
+      <w:bookmarkEnd w:id="1"/>
+    </w:p>
+    <w:p>
+      <w:r>
+        <w:t xml:space="preserve">Quá trình triển khai hệ thống ChatDesk được thực hiện theo mô hình ứng dụng web hiện đại, tách biệt rõ ràng giữa Backend API, Web quản trị, ứng dụng di động, Widget nhúng và hạ tầng dữ liệu AI. Hệ thống sử dụng FastAPI/Python làm trung tâm xử lý nghiệp vụ, PostgreSQL làm cơ sở dữ liệu quan hệ, Milvus làm kho lưu trữ véc-tơ cho dữ liệu sản phẩm, ReactJS cho giao diện doanh nghiệp và React Native/Expo cho ứng dụng di động. Cách tổ chức này giúp ChatDesk tiếp nhận tin nhắn từ nhiều kênh như Facebook, Instagram, Telegram và Widget website, đồng thời vẫn duy trì khả năng mở rộng khi số lượng doanh nghiệp, nhân viên và hội thoại tăng lên.</w:t>
+      </w:r>
+    </w:p>
+    <w:p>
+      <w:pPr>
+        <w:pStyle w:val="Heading3"/>
+      </w:pPr>
+      <w:bookmarkStart w:id="2" w:name="_Toc227496315"/>
+      <w:r>
+        <w:t xml:space="preserve">Cài đặt môi trường và cấu hình cơ sở dữ liệu PostgreSQL, Milvus</w:t>
+      </w:r>
+      <w:bookmarkEnd w:id="2"/>
+    </w:p>
+    <w:p>
+      <w:r>
+        <w:t xml:space="preserve">Hệ thống sử dụng PostgreSQL để lưu trữ dữ liệu nghiệp vụ cốt lõi như tài khoản doanh nghiệp, nhân viên, kênh kết nối, khách hàng, hội thoại, tin nhắn, nhãn, mẫu trả lời và lịch sử phân công. Các véc-tơ biểu diễn sản phẩm không được lưu trực tiếp trong PostgreSQL mà được đồng bộ sang Milvus nhằm phục vụ tìm kiếm ngữ nghĩa cho chatbot AI.</w:t>
+      </w:r>
+    </w:p>
+    <w:p>
+      <w:pPr>
+        <w:pStyle w:val="ListParagraph"/>
+        <w:numPr>
+          <w:ilvl w:val="0"/>
+          <w:numId w:val="1"/>
+        </w:numPr>
+        <w:ind w:left="709"/>
+        <w:rPr>
+          <w:lang w:val="en-GB"/>
+        </w:rPr>
+      </w:pPr>
+      <w:r>
+        <w:rPr>
+          <w:b/>
+          <w:bCs/>
+          <w:lang w:val="en-GB"/>
+        </w:rPr>
+        <w:t xml:space="preserve">Khởi tạo môi trường Backend: tạo tệp .env từ .env.example, khai báo DATABASE_URL, SECRET_KEY, thông tin OAuth của Meta, cấu hình Telegram, khóa API của nhà cung cấp LLM và thông tin kết nối Milvus. Sau đó cài đặt các thư viện Python trong requirements.txt để chuẩn bị chạy FastAPI.</w:t>
+      </w:r>
+      <w:r>
+        <w:rPr>
+          <w:lang w:val="en-GB"/>
+        </w:rPr>
+        <w:t xml:space="preserve"/>
+      </w:r>
+    </w:p>
+    <w:p>
+      <w:pPr>
+        <w:pStyle w:val="ListParagraph"/>
+        <w:numPr>
+          <w:ilvl w:val="0"/>
+          <w:numId w:val="1"/>
+        </w:numPr>
+        <w:ind w:left="709"/>
+        <w:rPr>
+          <w:lang w:val="en-GB"/>
+        </w:rPr>
+      </w:pPr>
+      <w:r>
+        <w:rPr>
+          <w:b/>
+          <w:bCs/>
+          <w:lang w:val="en-GB"/>
+        </w:rPr>
+        <w:t xml:space="preserve">Cấu hình cơ sở dữ liệu: chạy Alembic migration để tạo các bảng users, channels, contacts, conversations, messages, products, labels, saved_replies, assignment_settings và các bảng lịch sử liên quan. Các khóa ngoại được dùng để ràng buộc dữ liệu theo từng doanh nghiệp, giúp tránh lẫn dữ liệu giữa các tenant.</w:t>
+      </w:r>
+      <w:r>
+        <w:rPr>
+          <w:lang w:val="en-GB"/>
+        </w:rPr>
+        <w:t xml:space="preserve"/>
+      </w:r>
+      <w:r>
+        <w:rPr>
+          <w:lang w:val="en-GB"/>
+        </w:rPr>
+        <w:t/>
+      </w:r>
+    </w:p>
+    <w:p>
+      <w:pPr>
+        <w:pStyle w:val="ListParagraph"/>
+        <w:numPr>
+          <w:ilvl w:val="0"/>
+          <w:numId w:val="1"/>
+        </w:numPr>
+        <w:ind w:left="709"/>
+        <w:rPr>
+          <w:lang w:val="en-GB"/>
+        </w:rPr>
+      </w:pPr>
+      <w:r>
+        <w:rPr>
+          <w:b/>
+          <w:bCs/>
+          <w:lang w:val="en-GB"/>
+        </w:rPr>
+        <w:t xml:space="preserve">Thiết lập Milvus: khi Backend khởi động, hệ thống kết nối tới Milvus/Zilliz, kiểm tra collection product_embeddings và tạo index COSINE nếu collection chưa tồn tại. Mỗi sản phẩm trong PostgreSQL có một embedding tương ứng trong Milvus, được gắn với business_id để truy vấn trong phạm vi doanh nghiệp.</w:t>
+      </w:r>
+      <w:r>
+        <w:rPr>
+          <w:lang w:val="en-GB"/>
+        </w:rPr>
+        <w:t xml:space="preserve"/>
+      </w:r>
+    </w:p>
+    <w:p>
+      <w:pPr>
+        <w:pStyle w:val="Heading3"/>
+      </w:pPr>
+      <w:bookmarkStart w:id="3" w:name="_Toc227496316"/>
+      <w:r>
+        <w:t xml:space="preserve">Xây dựng Backend API với Python và FastAPI</w:t>
+      </w:r>
+      <w:r>
+        <w:t/>
+      </w:r>
+      <w:bookmarkEnd w:id="3"/>
+    </w:p>
+    <w:p>
+      <w:pPr>
+        <w:rPr>
+          <w:sz w:val="24"/>
+          <w:szCs w:val="24"/>
+          <w:lang w:val="en-GB" w:bidi="ar-SA"/>
+        </w:rPr>
+      </w:pPr>
+      <w:r>
+        <w:t xml:space="preserve">Phân hệ Backend đóng vai trò hạt nhân của ChatDesk, chịu trách nhiệm xác thực JWT, quản lý doanh nghiệp và nhân viên, kết nối kênh hội thoại, tiếp nhận webhook từ nền tảng bên ngoài, lưu tin nhắn, phát sự kiện realtime qua WebSocket và điều phối chatbot AI. Việc sử dụng FastAPI giúp hệ thống tận dụng mô hình xử lý bất đồng bộ, phù hợp với các tác vụ có nhiều I/O như gọi API mạng xã hội, truy vấn cơ sở dữ liệu, gửi thông báo đẩy và gọi mô hình ngôn ngữ.</w:t>
+      </w:r>
+      <w:r>
+        <w:lastRenderedPageBreak/>
+        <w:t xml:space="preserve"/>
+      </w:r>
+      <w:r>
+        <w:rPr>
+          <w:rStyle w:val="HTMLCode"/>
+          <w:rFonts w:eastAsia="Calibri"/>
+        </w:rPr>
+        <w:t/>
+      </w:r>
+      <w:r>
+        <w:t/>
+      </w:r>
+    </w:p>
+    <w:p>
+      <w:pPr>
+        <w:rPr>
+          <w:lang w:val="en-GB"/>
+        </w:rPr>
+      </w:pPr>
+      <w:r>
+        <w:rPr>
+          <w:lang w:val="en-GB"/>
+        </w:rPr>
+        <w:t xml:space="preserve">Kiến trúc Backend được tổ chức theo các lớp rõ ràng: thư mục api chứa các router REST/Webhook, models định nghĩa bảng SQLAlchemy, schemas định nghĩa dữ liệu vào ra bằng Pydantic, services gom các tác vụ nghiệp vụ như AI, OAuth, lưu file, Telegram, Widget và Push Notification. Cấu trúc này giúp mã nguồn dễ bảo trì vì mỗi nhóm chức năng như hội thoại, tin nhắn, sản phẩm, nhãn hoặc phân công đều có module riêng.</w:t>
+      </w:r>
+      <w:r>
+        <w:rPr>
+          <w:lang w:val="en-GB"/>
+        </w:rPr>
+        <w:t xml:space="preserve"/>
+      </w:r>
+      <w:r>
+        <w:rPr>
+          <w:lang w:val="en-GB"/>
+        </w:rPr>
+        <w:t/>
+      </w:r>
+    </w:p>
+    <w:p>
+      <w:pPr>
+        <w:rPr>
+          <w:lang w:val="en-GB"/>
+        </w:rPr>
+      </w:pPr>
+      <w:r>
+        <w:rPr>
+          <w:lang w:val="en-GB"/>
+        </w:rPr>
+        <w:t xml:space="preserve">Đoạn mã khởi tạo FastAPI, router và WebSocket trong Backend:</w:t>
+      </w:r>
+    </w:p>
+    <w:tbl>
+      <w:tblPr>
+        <w:tblStyle w:val="TableGrid"/>
+        <w:tblW w:w="0" w:type="auto"/>
+        <w:tblLook w:val="04A0" w:firstRow="1" w:lastRow="0" w:firstColumn="1" w:lastColumn="0" w:noHBand="0" w:noVBand="1"/>
+      </w:tblPr>
+      <w:tblGrid>
+        <w:gridCol w:w="9061"/>
+      </w:tblGrid>
+      <w:tr>
+        <w:tc>
+          <w:tcPr>
+            <w:tcW w:w="9061" w:type="dxa"/>
+          </w:tcPr>
+          <w:p>
+            <w:pPr>
+              <w:ind w:firstLine="0"/>
+              <w:jc w:val="left"/>
+              <w:rPr>
+                <w:rFonts w:ascii="Consolas" w:hAnsi="Consolas"/>
+              </w:rPr>
+            </w:pPr>
+            <w:r>
+              <w:rPr>
+                <w:rFonts w:ascii="Consolas" w:hAnsi="Consolas"/>
+              </w:rPr>
+              <w:t xml:space="preserve">from fastapi import FastAPI, WebSocket</w:t>
+            </w:r>
+          </w:p>
+          <w:p>
+            <w:pPr>
+              <w:ind w:firstLine="0"/>
+              <w:jc w:val="left"/>
+              <w:rPr>
+                <w:rFonts w:ascii="Consolas" w:hAnsi="Consolas"/>
+              </w:rPr>
+            </w:pPr>
+            <w:r>
+              <w:rPr>
+                <w:rFonts w:ascii="Consolas" w:hAnsi="Consolas"/>
+              </w:rPr>
+              <w:t xml:space="preserve">from fastapi.middleware.cors import CORSMiddleware</w:t>
+            </w:r>
+          </w:p>
+          <w:p>
+            <w:pPr>
+              <w:ind w:firstLine="0"/>
+              <w:jc w:val="left"/>
+              <w:rPr>
+                <w:rFonts w:ascii="Consolas" w:hAnsi="Consolas"/>
+              </w:rPr>
+            </w:pPr>
+            <w:r>
+              <w:rPr>
+                <w:rFonts w:ascii="Consolas" w:hAnsi="Consolas"/>
+              </w:rPr>
+              <w:t xml:space="preserve">from app.api import auth, channels, conversations, messages, products, widgets</w:t>
+            </w:r>
+          </w:p>
+          <w:p>
+            <w:pPr>
+              <w:ind w:firstLine="0"/>
+              <w:jc w:val="left"/>
+              <w:rPr>
+                <w:rFonts w:ascii="Consolas" w:hAnsi="Consolas"/>
+              </w:rPr>
+            </w:pPr>
+            <w:r>
+              <w:rPr>
+                <w:rFonts w:ascii="Consolas" w:hAnsi="Consolas"/>
+              </w:rPr>
+              <w:t xml:space="preserve">from app.config import get_settings</w:t>
+            </w:r>
+          </w:p>
+          <w:p>
+            <w:pPr>
+              <w:ind w:firstLine="0"/>
+              <w:jc w:val="left"/>
+              <w:rPr>
+                <w:rFonts w:ascii="Consolas" w:hAnsi="Consolas"/>
+              </w:rPr>
+            </w:pPr>
+            <w:r>
+              <w:rPr>
+                <w:rFonts w:ascii="Consolas" w:hAnsi="Consolas"/>
+              </w:rPr>
+              <w:t xml:space="preserve">from app.websocket.manager import manager</w:t>
+            </w:r>
+          </w:p>
+          <w:p>
+            <w:pPr>
+              <w:ind w:firstLine="0"/>
+              <w:jc w:val="left"/>
+              <w:rPr>
+                <w:rFonts w:ascii="Consolas" w:hAnsi="Consolas"/>
+              </w:rPr>
+            </w:pPr>
+            <w:r>
+              <w:rPr>
+                <w:rFonts w:ascii="Consolas" w:hAnsi="Consolas"/>
+              </w:rPr>
+              <w:t xml:space="preserve">app = FastAPI(title="ChatDesk API", version="1.0.0")</w:t>
+            </w:r>
+          </w:p>
+          <w:p>
+            <w:pPr>
+              <w:ind w:firstLine="0"/>
+              <w:jc w:val="left"/>
+              <w:rPr>
+                <w:rFonts w:ascii="Consolas" w:hAnsi="Consolas"/>
+              </w:rPr>
+            </w:pPr>
+            <w:r>
+              <w:rPr>
+                <w:rFonts w:ascii="Consolas" w:hAnsi="Consolas"/>
+              </w:rPr>
+              <w:t xml:space="preserve">settings = get_settings()</w:t>
+            </w:r>
+          </w:p>
+          <w:p>
+            <w:pPr>
+              <w:ind w:firstLine="0"/>
+              <w:jc w:val="left"/>
+              <w:rPr>
+                <w:rFonts w:ascii="Consolas" w:hAnsi="Consolas"/>
+              </w:rPr>
+            </w:pPr>
+            <w:r>
+              <w:rPr>
+                <w:rFonts w:ascii="Consolas" w:hAnsi="Consolas"/>
+              </w:rPr>
+              <w:t xml:space="preserve">app.add_middleware(CORSMiddleware, allow_origins=settings.CORS_ORIGINS.split(','))</w:t>
+            </w:r>
+          </w:p>
+          <w:p>
+            <w:pPr>
+              <w:ind w:firstLine="0"/>
+              <w:jc w:val="left"/>
+              <w:rPr>
+                <w:rFonts w:ascii="Consolas" w:hAnsi="Consolas"/>
+              </w:rPr>
+            </w:pPr>
+            <w:r>
+              <w:rPr>
+                <w:rFonts w:ascii="Consolas" w:hAnsi="Consolas"/>
+              </w:rPr>
+              <w:lastRenderedPageBreak/>
+              <w:t xml:space="preserve">for router in [auth.router, channels.router, conversations.router, messages.router, products.router, widgets.router]:</w:t>
+            </w:r>
+          </w:p>
+          <w:p>
+            <w:pPr>
+              <w:ind w:firstLine="0"/>
+              <w:jc w:val="left"/>
+              <w:rPr>
+                <w:rFonts w:ascii="Consolas" w:hAnsi="Consolas"/>
+              </w:rPr>
+            </w:pPr>
+            <w:r>
+              <w:rPr>
+                <w:rFonts w:ascii="Consolas" w:hAnsi="Consolas"/>
+              </w:rPr>
+              <w:t xml:space="preserve">    app.include_router(router)</w:t>
+            </w:r>
+          </w:p>
+          <w:p>
+            <w:pPr>
+              <w:ind w:firstLine="0"/>
+              <w:jc w:val="left"/>
+            </w:pPr>
+            <w:r>
+              <w:rPr>
+                <w:rFonts w:ascii="Consolas" w:hAnsi="Consolas"/>
+              </w:rPr>
+              <w:t xml:space="preserve">@app.websocket("/ws/me")</w:t>
+            </w:r>
+            <w:r>
+              <w:t xml:space="preserve"/>
+            </w:r>
+            <w:r>
+              <w:rPr>
+                <w:rFonts w:ascii="Consolas" w:hAnsi="Consolas"/>
+              </w:rPr>
+              <w:t/>
+            </w:r>
+          </w:p>
+        </w:tc>
+      </w:tr>
+    </w:tbl>
+    <w:p>
+      <w:r>
+        <w:lastRenderedPageBreak/>
+        <w:t xml:space="preserve">Cơ sở dữ liệu được truy cập thông qua SQLAlchemy AsyncSession, giúp các API không bị chặn trong quá trình đọc ghi dữ liệu. Mỗi request nhận một session từ dependency get_db, tự động commit khi xử lý thành công và rollback khi xảy ra lỗi. Cách tiếp cận này đảm bảo tính nhất quán của các thao tác như tạo hội thoại, ghi tin nhắn, cập nhật phân công hoặc gắn nhãn khách hàng.</w:t>
+      </w:r>
+    </w:p>
+    <w:p>
+      <w:pPr>
+        <w:rPr>
+          <w:lang w:val="en-GB"/>
+        </w:rPr>
+      </w:pPr>
+      <w:r>
+        <w:rPr>
+          <w:lang w:val="en-GB"/>
+        </w:rPr>
+        <w:t xml:space="preserve">Đoạn mã cấu hình kết nối PostgreSQL bất đồng bộ:</w:t>
+      </w:r>
+    </w:p>
+    <w:tbl>
+      <w:tblPr>
+        <w:tblStyle w:val="TableGrid"/>
+        <w:tblW w:w="0" w:type="auto"/>
+        <w:tblLook w:val="04A0" w:firstRow="1" w:lastRow="0" w:firstColumn="1" w:lastColumn="0" w:noHBand="0" w:noVBand="1"/>
+      </w:tblPr>
+      <w:tblGrid>
+        <w:gridCol w:w="9061"/>
+      </w:tblGrid>
+      <w:tr>
+        <w:tc>
+          <w:tcPr>
+            <w:tcW w:w="9061" w:type="dxa"/>
+          </w:tcPr>
+          <w:p>
+            <w:pPr>
+              <w:ind w:firstLine="0"/>
+              <w:jc w:val="left"/>
+              <w:rPr>
+                <w:rFonts w:ascii="Consolas" w:hAnsi="Consolas"/>
+              </w:rPr>
+            </w:pPr>
+            <w:r>
+              <w:rPr>
+                <w:rFonts w:ascii="Consolas" w:hAnsi="Consolas"/>
+              </w:rPr>
+              <w:t xml:space="preserve">from sqlalchemy.ext.asyncio import create_async_engine, AsyncSession, async_sessionmaker</w:t>
+            </w:r>
+          </w:p>
+          <w:p>
+            <w:pPr>
+              <w:ind w:firstLine="0"/>
+              <w:jc w:val="left"/>
+              <w:rPr>
+                <w:rFonts w:ascii="Consolas" w:hAnsi="Consolas"/>
+              </w:rPr>
+            </w:pPr>
+            <w:r>
+              <w:rPr>
+                <w:rFonts w:ascii="Consolas" w:hAnsi="Consolas"/>
+              </w:rPr>
+              <w:t xml:space="preserve">from sqlalchemy.orm import DeclarativeBase</w:t>
+            </w:r>
+          </w:p>
+          <w:p>
+            <w:pPr>
+              <w:ind w:firstLine="0"/>
+              <w:jc w:val="left"/>
+              <w:rPr>
+                <w:rFonts w:ascii="Consolas" w:hAnsi="Consolas"/>
+              </w:rPr>
+            </w:pPr>
+            <w:r>
+              <w:rPr>
+                <w:rFonts w:ascii="Consolas" w:hAnsi="Consolas"/>
+              </w:rPr>
+              <w:t xml:space="preserve">from app.config import get_settings</w:t>
+            </w:r>
+          </w:p>
+          <w:p>
+            <w:pPr>
+              <w:ind w:firstLine="0"/>
+              <w:jc w:val="left"/>
+              <w:rPr>
+                <w:rFonts w:ascii="Consolas" w:hAnsi="Consolas"/>
+              </w:rPr>
+            </w:pPr>
+            <w:r>
+              <w:rPr>
+                <w:rFonts w:ascii="Consolas" w:hAnsi="Consolas"/>
+              </w:rPr>
+              <w:t xml:space="preserve">settings = get_settings()</w:t>
+            </w:r>
+          </w:p>
+          <w:p>
+            <w:pPr>
+              <w:ind w:firstLine="0"/>
+              <w:jc w:val="left"/>
+              <w:rPr>
+                <w:rFonts w:ascii="Consolas" w:hAnsi="Consolas"/>
+              </w:rPr>
+            </w:pPr>
+            <w:r>
+              <w:rPr>
+                <w:rFonts w:ascii="Consolas" w:hAnsi="Consolas"/>
+              </w:rPr>
+              <w:t xml:space="preserve">engine = create_async_engine(settings.db_url, echo=False)</w:t>
+            </w:r>
+          </w:p>
+          <w:p>
+            <w:pPr>
+              <w:ind w:firstLine="0"/>
+              <w:jc w:val="left"/>
+              <w:rPr>
+                <w:rFonts w:ascii="Consolas" w:hAnsi="Consolas"/>
+              </w:rPr>
+            </w:pPr>
+            <w:r>
+              <w:rPr>
+                <w:rFonts w:ascii="Consolas" w:hAnsi="Consolas"/>
+              </w:rPr>
+              <w:t xml:space="preserve">async_session = async_sessionmaker(engine, class_=AsyncSession, expire_on_commit=False)</w:t>
+            </w:r>
+          </w:p>
+          <w:p>
+            <w:pPr>
+              <w:ind w:firstLine="0"/>
+              <w:jc w:val="left"/>
+              <w:rPr>
+                <w:rFonts w:ascii="Consolas" w:hAnsi="Consolas"/>
+              </w:rPr>
+            </w:pPr>
+            <w:r>
+              <w:rPr>
+                <w:rFonts w:ascii="Consolas" w:hAnsi="Consolas"/>
+              </w:rPr>
+              <w:t xml:space="preserve">class Base(DeclarativeBase):</w:t>
+            </w:r>
+          </w:p>
+          <w:p>
+            <w:pPr>
+              <w:ind w:firstLine="0"/>
+              <w:jc w:val="left"/>
+              <w:rPr>
+                <w:rFonts w:ascii="Consolas" w:hAnsi="Consolas"/>
+              </w:rPr>
+            </w:pPr>
+            <w:r>
+              <w:rPr>
+                <w:rFonts w:ascii="Consolas" w:hAnsi="Consolas"/>
+              </w:rPr>
+              <w:t xml:space="preserve">    pass</w:t>
+            </w:r>
+          </w:p>
+          <w:p>
+            <w:pPr>
+              <w:ind w:firstLine="0"/>
+              <w:jc w:val="left"/>
+              <w:rPr>
+                <w:rFonts w:ascii="Consolas" w:hAnsi="Consolas"/>
+              </w:rPr>
+            </w:pPr>
+            <w:r>
+              <w:rPr>
+                <w:rFonts w:ascii="Consolas" w:hAnsi="Consolas"/>
+              </w:rPr>
+              <w:lastRenderedPageBreak/>
+              <w:t xml:space="preserve">async def get_db():</w:t>
+            </w:r>
+          </w:p>
+          <w:p>
+            <w:pPr>
+              <w:ind w:firstLine="0"/>
+              <w:jc w:val="left"/>
+              <w:rPr>
+                <w:rFonts w:ascii="Consolas" w:hAnsi="Consolas"/>
+              </w:rPr>
+            </w:pPr>
+            <w:r>
+              <w:rPr>
+                <w:rFonts w:ascii="Consolas" w:hAnsi="Consolas"/>
+              </w:rPr>
+              <w:t xml:space="preserve">    async with async_session() as session:</w:t>
+            </w:r>
+          </w:p>
+          <w:p>
+            <w:pPr>
+              <w:ind w:firstLine="0"/>
+              <w:jc w:val="left"/>
+            </w:pPr>
+            <w:r>
+              <w:rPr>
+                <w:rFonts w:ascii="Consolas" w:hAnsi="Consolas"/>
+              </w:rPr>
+              <w:t xml:space="preserve">        yield session</w:t>
+            </w:r>
+          </w:p>
+        </w:tc>
+      </w:tr>
+    </w:tbl>
+    <w:p>
+      <w:pPr>
+        <w:rPr>
+          <w:lang w:val="en-GB"/>
+        </w:rPr>
+      </w:pPr>
+      <w:r>
+        <w:rPr>
+          <w:lang w:val="en-GB"/>
+        </w:rPr>
+        <w:lastRenderedPageBreak/>
+        <w:t xml:space="preserve">Luồng xử lý tin nhắn của ChatDesk bắt đầu từ các webhook hoặc Widget API. Khi khách hàng gửi tin nhắn, Backend xác định doanh nghiệp, kênh, khách hàng và hội thoại tương ứng; sau đó lưu Message vào PostgreSQL, cập nhật last_message_at của Conversation, phát sự kiện WebSocket tới dashboard và có thể kích hoạt AI nếu hội thoại đang bật chế độ tự động trả lời. Với nhân viên CSKH, các API hội thoại hỗ trợ lọc theo kênh, trạng thái, nhãn, người phụ trách và trạng thái đã đọc.</w:t>
+      </w:r>
+    </w:p>
+    <w:p>
+      <w:pPr>
+        <w:rPr>
+          <w:lang w:val="en-GB"/>
+        </w:rPr>
+      </w:pPr>
+      <w:r>
+        <w:rPr>
+          <w:lang w:val="en-GB"/>
+        </w:rPr>
+        <w:t xml:space="preserve">Đoạn mã minh họa luồng nhận tin nhắn và phát realtime:</w:t>
+      </w:r>
+    </w:p>
+    <w:tbl>
+      <w:tblPr>
+        <w:tblStyle w:val="TableGrid"/>
+        <w:tblW w:w="0" w:type="auto"/>
+        <w:tblLook w:val="04A0" w:firstRow="1" w:lastRow="0" w:firstColumn="1" w:lastColumn="0" w:noHBand="0" w:noVBand="1"/>
+      </w:tblPr>
+      <w:tblGrid>
+        <w:gridCol w:w="9061"/>
+      </w:tblGrid>
+      <w:tr>
+        <w:tc>
+          <w:tcPr>
+            <w:tcW w:w="9061" w:type="dxa"/>
+          </w:tcPr>
+          <w:p>
+            <w:pPr>
+              <w:ind w:firstLine="0"/>
+              <w:jc w:val="left"/>
+              <w:rPr>
+                <w:rFonts w:ascii="Consolas" w:hAnsi="Consolas"/>
+                <w:lang w:val="en-GB"/>
+              </w:rPr>
+            </w:pPr>
+            <w:r>
+              <w:rPr>
+                <w:rFonts w:ascii="Consolas" w:hAnsi="Consolas"/>
+                <w:lang w:val="en-GB"/>
+              </w:rPr>
+              <w:t xml:space="preserve">async def handle_incoming_message(db, conversation, sender_type, content):</w:t>
+            </w:r>
+          </w:p>
+          <w:p>
+            <w:pPr>
+              <w:ind w:firstLine="0"/>
+              <w:jc w:val="left"/>
+              <w:rPr>
+                <w:rFonts w:ascii="Consolas" w:hAnsi="Consolas"/>
+                <w:lang w:val="en-GB"/>
+              </w:rPr>
+            </w:pPr>
+            <w:r>
+              <w:rPr>
+                <w:rFonts w:ascii="Consolas" w:hAnsi="Consolas"/>
+                <w:lang w:val="en-GB"/>
+              </w:rPr>
+              <w:t xml:space="preserve">    message = Message(</w:t>
+            </w:r>
+          </w:p>
+          <w:p>
+            <w:pPr>
+              <w:ind w:firstLine="0"/>
+              <w:jc w:val="left"/>
+              <w:rPr>
+                <w:rFonts w:ascii="Consolas" w:hAnsi="Consolas"/>
+                <w:lang w:val="en-GB"/>
+              </w:rPr>
+            </w:pPr>
+            <w:r>
+              <w:rPr>
+                <w:rFonts w:ascii="Consolas" w:hAnsi="Consolas"/>
+                <w:lang w:val="en-GB"/>
+              </w:rPr>
+              <w:t xml:space="preserve">        conversation_id=conversation.id,</w:t>
+            </w:r>
+          </w:p>
+          <w:p>
+            <w:pPr>
+              <w:ind w:firstLine="0"/>
+              <w:jc w:val="left"/>
+              <w:rPr>
+                <w:rFonts w:ascii="Consolas" w:hAnsi="Consolas"/>
+                <w:lang w:val="en-GB"/>
+              </w:rPr>
+            </w:pPr>
+            <w:r>
+              <w:rPr>
+                <w:rFonts w:ascii="Consolas" w:hAnsi="Consolas"/>
+                <w:lang w:val="en-GB"/>
+              </w:rPr>
+              <w:t xml:space="preserve">        sender_type=sender_type,</w:t>
+            </w:r>
+          </w:p>
+          <w:p>
+            <w:pPr>
+              <w:ind w:firstLine="0"/>
+              <w:jc w:val="left"/>
+              <w:rPr>
+                <w:rFonts w:ascii="Consolas" w:hAnsi="Consolas"/>
+                <w:lang w:val="en-GB"/>
+              </w:rPr>
+            </w:pPr>
+            <w:r>
+              <w:rPr>
+                <w:rFonts w:ascii="Consolas" w:hAnsi="Consolas"/>
+                <w:lang w:val="en-GB"/>
+              </w:rPr>
+              <w:t xml:space="preserve">        content=content,</w:t>
+            </w:r>
+          </w:p>
+          <w:p>
+            <w:pPr>
+              <w:ind w:firstLine="0"/>
+              <w:jc w:val="left"/>
+              <w:rPr>
+                <w:rFonts w:ascii="Consolas" w:hAnsi="Consolas"/>
+                <w:lang w:val="en-GB"/>
+              </w:rPr>
+            </w:pPr>
+            <w:r>
+              <w:rPr>
+                <w:rFonts w:ascii="Consolas" w:hAnsi="Consolas"/>
+                <w:lang w:val="en-GB"/>
+              </w:rPr>
+              <w:t xml:space="preserve">    )</w:t>
+            </w:r>
+          </w:p>
+          <w:p>
+            <w:pPr>
+              <w:ind w:firstLine="0"/>
+              <w:jc w:val="left"/>
+              <w:rPr>
+                <w:rFonts w:ascii="Consolas" w:hAnsi="Consolas"/>
+                <w:lang w:val="en-GB"/>
+              </w:rPr>
+            </w:pPr>
+            <w:r>
+              <w:rPr>
+                <w:rFonts w:ascii="Consolas" w:hAnsi="Consolas"/>
+                <w:lang w:val="en-GB"/>
+              </w:rPr>
+              <w:t xml:space="preserve">    db.add(message)</w:t>
+            </w:r>
+          </w:p>
+          <w:p>
+            <w:pPr>
+              <w:ind w:firstLine="0"/>
+              <w:jc w:val="left"/>
+              <w:rPr>
+                <w:rFonts w:ascii="Consolas" w:hAnsi="Consolas"/>
+                <w:lang w:val="en-GB"/>
+              </w:rPr>
+            </w:pPr>
+            <w:r>
+              <w:rPr>
+                <w:rFonts w:ascii="Consolas" w:hAnsi="Consolas"/>
+                <w:lang w:val="en-GB"/>
+              </w:rPr>
+              <w:t xml:space="preserve">    conversation.last_message_at = func.now()</w:t>
+            </w:r>
+          </w:p>
+          <w:p>
+            <w:pPr>
+              <w:ind w:firstLine="0"/>
+              <w:jc w:val="left"/>
+              <w:rPr>
+                <w:rFonts w:ascii="Consolas" w:hAnsi="Consolas"/>
+                <w:lang w:val="en-GB"/>
+              </w:rPr>
+            </w:pPr>
+            <w:r>
+              <w:rPr>
+                <w:rFonts w:ascii="Consolas" w:hAnsi="Consolas"/>
+                <w:lang w:val="en-GB"/>
+              </w:rPr>
+              <w:lastRenderedPageBreak/>
+              <w:t xml:space="preserve">    await db.flush()</w:t>
+            </w:r>
+          </w:p>
+          <w:p>
+            <w:pPr>
+              <w:ind w:firstLine="0"/>
+              <w:jc w:val="left"/>
+              <w:rPr>
+                <w:rFonts w:ascii="Consolas" w:hAnsi="Consolas"/>
+                <w:lang w:val="en-GB"/>
+              </w:rPr>
+            </w:pPr>
+            <w:r>
+              <w:rPr>
+                <w:rFonts w:ascii="Consolas" w:hAnsi="Consolas"/>
+                <w:lang w:val="en-GB"/>
+              </w:rPr>
+              <w:t xml:space="preserve">    await manager.broadcast(str(conversation.business_id), {</w:t>
+            </w:r>
+          </w:p>
+          <w:p>
+            <w:pPr>
+              <w:ind w:firstLine="0"/>
+              <w:jc w:val="left"/>
+              <w:rPr>
+                <w:rFonts w:ascii="Consolas" w:hAnsi="Consolas"/>
+                <w:lang w:val="en-GB"/>
+              </w:rPr>
+            </w:pPr>
+            <w:r>
+              <w:rPr>
+                <w:rFonts w:ascii="Consolas" w:hAnsi="Consolas"/>
+                <w:lang w:val="en-GB"/>
+              </w:rPr>
+              <w:t xml:space="preserve">        "type": "message_created",</w:t>
+            </w:r>
+          </w:p>
+          <w:p>
+            <w:pPr>
+              <w:ind w:firstLine="0"/>
+              <w:jc w:val="left"/>
+              <w:rPr>
+                <w:rFonts w:ascii="Consolas" w:hAnsi="Consolas"/>
+                <w:lang w:val="en-GB"/>
+              </w:rPr>
+            </w:pPr>
+            <w:r>
+              <w:rPr>
+                <w:rFonts w:ascii="Consolas" w:hAnsi="Consolas"/>
+                <w:lang w:val="en-GB"/>
+              </w:rPr>
+              <w:t xml:space="preserve">        "conversation_id": str(conversation.id),</w:t>
+            </w:r>
+          </w:p>
+          <w:p>
+            <w:pPr>
+              <w:ind w:firstLine="0"/>
+              <w:jc w:val="left"/>
+              <w:rPr>
+                <w:rFonts w:ascii="Consolas" w:hAnsi="Consolas"/>
+                <w:lang w:val="en-GB"/>
+              </w:rPr>
+            </w:pPr>
+            <w:r>
+              <w:rPr>
+                <w:rFonts w:ascii="Consolas" w:hAnsi="Consolas"/>
+                <w:lang w:val="en-GB"/>
+              </w:rPr>
+              <w:t xml:space="preserve">        "message": message.content,</w:t>
+            </w:r>
+          </w:p>
+          <w:p>
+            <w:pPr>
+              <w:ind w:firstLine="0"/>
+              <w:jc w:val="left"/>
+              <w:rPr>
+                <w:rFonts w:ascii="Consolas" w:hAnsi="Consolas"/>
+                <w:lang w:val="en-GB"/>
+              </w:rPr>
+            </w:pPr>
+            <w:r>
+              <w:rPr>
+                <w:rFonts w:ascii="Consolas" w:hAnsi="Consolas"/>
+                <w:lang w:val="en-GB"/>
+              </w:rPr>
+              <w:t xml:space="preserve">    })</w:t>
+            </w:r>
+          </w:p>
+          <w:p>
+            <w:pPr>
+              <w:ind w:firstLine="0"/>
+              <w:jc w:val="left"/>
+              <w:rPr>
+                <w:lang w:val="en-GB"/>
+              </w:rPr>
+            </w:pPr>
+            <w:r>
+              <w:rPr>
+                <w:rFonts w:ascii="Consolas" w:hAnsi="Consolas"/>
+                <w:lang w:val="en-GB"/>
+              </w:rPr>
+              <w:t xml:space="preserve">    return message</w:t>
+            </w:r>
+          </w:p>
+        </w:tc>
+      </w:tr>
+    </w:tbl>
+    <w:p>
+      <w:pPr>
+        <w:pStyle w:val="Heading3"/>
+      </w:pPr>
+      <w:bookmarkStart w:id="4" w:name="_Toc227496317"/>
+      <w:r>
+        <w:lastRenderedPageBreak/>
+        <w:t xml:space="preserve">Xây dựng cơ chế AI Chatbot và tìm kiếm tri thức sản phẩm</w:t>
+      </w:r>
+      <w:bookmarkEnd w:id="4"/>
+    </w:p>
+    <w:p>
+      <w:r>
+        <w:t xml:space="preserve">Chatbot AI của ChatDesk được thiết kế theo hướng Retrieval-Augmented Generation dành riêng cho bán hàng và chăm sóc khách hàng. Thay vì để mô hình ngôn ngữ tự suy đoán, hệ thống lấy thông tin doanh nghiệp, lịch sử hội thoại và các sản phẩm liên quan từ kho dữ liệu nội bộ trước khi tạo câu trả lời. Nhờ đó phản hồi của AI có bối cảnh rõ ràng, bám sát danh mục sản phẩm, chính sách giao hàng, bảo hành, thanh toán và thông tin cửa hàng của từng doanh nghiệp.</w:t>
+      </w:r>
+      <w:r>
+        <w:rPr>
+          <w:b/>
+          <w:bCs/>
+        </w:rPr>
+        <w:t/>
+      </w:r>
+      <w:r>
+        <w:t xml:space="preserve"/>
+      </w:r>
+      <w:r>
+        <w:rPr>
+          <w:b/>
+          <w:bCs/>
+        </w:rPr>
+        <w:t/>
+      </w:r>
+      <w:r>
+        <w:t xml:space="preserve"/>
+      </w:r>
+    </w:p>
+    <w:p>
+      <w:pPr>
+        <w:rPr>
+          <w:lang w:val="en-GB" w:bidi="ar-SA"/>
+        </w:rPr>
+      </w:pPr>
+      <w:r>
+        <w:rPr>
+          <w:lang w:bidi="ar-SA"/>
+        </w:rPr>
+        <w:t xml:space="preserve">Khi doanh nghiệp thêm hoặc cập nhật sản phẩm, Backend tạo embedding từ tên, mô tả, danh mục, giá, tồn kho và thông tin mở rộng của sản phẩm. Embedding này được lưu vào Milvus cùng product_id và business_id. Khi khách hàng hỏi, hệ thống tạo embedding cho câu hỏi, tìm top sản phẩm tương đồng trong Milvus, sau đó truy vấn PostgreSQL để lấy dữ liệu đầy đủ của các sản phẩm trước khi đưa vào prompt cho LLM.</w:t>
+      </w:r>
+      <w:r>
+        <w:rPr>
+          <w:b/>
+          <w:bCs/>
+          <w:lang w:bidi="ar-SA"/>
+        </w:rPr>
+        <w:t/>
+      </w:r>
+      <w:r>
+        <w:rPr>
+          <w:lang w:bidi="ar-SA"/>
+        </w:rPr>
+        <w:t xml:space="preserve"/>
+      </w:r>
+      <w:r>
+        <w:rPr>
+          <w:b/>
+          <w:bCs/>
+          <w:lang w:bidi="ar-SA"/>
+        </w:rPr>
+        <w:t/>
+      </w:r>
+      <w:r>
+        <w:rPr>
+          <w:lang w:bidi="ar-SA"/>
+        </w:rPr>
+        <w:t xml:space="preserve"/>
+      </w:r>
+      <w:r>
+        <w:rPr>
+          <w:b/>
+          <w:bCs/>
+          <w:lang w:bidi="ar-SA"/>
+        </w:rPr>
+        <w:t/>
+      </w:r>
+      <w:r>
+        <w:rPr>
+          <w:lang w:bidi="ar-SA"/>
+        </w:rPr>
+        <w:t xml:space="preserve"/>
+      </w:r>
+    </w:p>
+    <w:p>
+      <w:pPr>
+        <w:rPr>
+          <w:lang w:val="en-GB"/>
+        </w:rPr>
+      </w:pPr>
+      <w:r>
+        <w:rPr>
+          <w:lang w:val="en-GB"/>
+        </w:rPr>
+        <w:t xml:space="preserve">Đoạn mã định nghĩa Interface kết nối API với Backend FastAPI:</w:t>
+      </w:r>
+    </w:p>
+    <w:tbl>
+      <w:tblPr>
+        <w:tblStyle w:val="TableGrid"/>
+        <w:tblW w:w="0" w:type="auto"/>
+        <w:tblLook w:val="04A0" w:firstRow="1" w:lastRow="0" w:firstColumn="1" w:lastColumn="0" w:noHBand="0" w:noVBand="1"/>
+      </w:tblPr>
+      <w:tblGrid>
+        <w:gridCol w:w="9061"/>
+      </w:tblGrid>
+      <w:tr>
+        <w:tc>
+          <w:tcPr>
+            <w:tcW w:w="9061" w:type="dxa"/>
+          </w:tcPr>
+          <w:p>
+            <w:pPr>
+              <w:ind w:firstLine="0"/>
+              <w:jc w:val="left"/>
+              <w:rPr>
+                <w:rFonts w:ascii="Consolas" w:hAnsi="Consolas"/>
+                <w:lang w:val="en-GB"/>
+              </w:rPr>
+            </w:pPr>
+            <w:r>
+              <w:rPr>
+                <w:rFonts w:ascii="Consolas" w:hAnsi="Consolas"/>
+                <w:lang w:val="en-GB"/>
+              </w:rPr>
+              <w:lastRenderedPageBreak/>
+              <w:t xml:space="preserve">import client from './client'</w:t>
+            </w:r>
+          </w:p>
+          <w:p>
+            <w:pPr>
+              <w:ind w:firstLine="0"/>
+              <w:jc w:val="left"/>
+              <w:rPr>
+                <w:rFonts w:ascii="Consolas" w:hAnsi="Consolas"/>
+                <w:lang w:val="en-GB"/>
+              </w:rPr>
+            </w:pPr>
+            <w:r>
+              <w:rPr>
+                <w:rFonts w:ascii="Consolas" w:hAnsi="Consolas"/>
+                <w:lang w:val="en-GB"/>
+              </w:rPr>
+              <w:t xml:space="preserve">export async function getConversations(params) {</w:t>
+            </w:r>
+          </w:p>
+          <w:p>
+            <w:pPr>
+              <w:ind w:firstLine="0"/>
+              <w:jc w:val="left"/>
+              <w:rPr>
+                <w:rFonts w:ascii="Consolas" w:hAnsi="Consolas"/>
+                <w:lang w:val="en-GB"/>
+              </w:rPr>
+            </w:pPr>
+            <w:r>
+              <w:rPr>
+                <w:rFonts w:ascii="Consolas" w:hAnsi="Consolas"/>
+                <w:lang w:val="en-GB"/>
+              </w:rPr>
+              <w:t xml:space="preserve">  const response = await client.get('/api/conversations', { params })</w:t>
+            </w:r>
+          </w:p>
+          <w:p>
+            <w:pPr>
+              <w:ind w:firstLine="0"/>
+              <w:jc w:val="left"/>
+              <w:rPr>
+                <w:rFonts w:ascii="Consolas" w:hAnsi="Consolas"/>
+                <w:lang w:val="en-GB"/>
+              </w:rPr>
+            </w:pPr>
+            <w:r>
+              <w:rPr>
+                <w:rFonts w:ascii="Consolas" w:hAnsi="Consolas"/>
+                <w:lang w:val="en-GB"/>
+              </w:rPr>
+              <w:t xml:space="preserve">  return response.data</w:t>
+            </w:r>
+          </w:p>
+          <w:p>
+            <w:pPr>
+              <w:ind w:firstLine="0"/>
+              <w:jc w:val="left"/>
+              <w:rPr>
+                <w:rFonts w:ascii="Consolas" w:hAnsi="Consolas"/>
+                <w:lang w:val="en-GB"/>
+              </w:rPr>
+            </w:pPr>
+            <w:r>
+              <w:rPr>
+                <w:rFonts w:ascii="Consolas" w:hAnsi="Consolas"/>
+                <w:lang w:val="en-GB"/>
+              </w:rPr>
+              <w:t xml:space="preserve">}</w:t>
+            </w:r>
+          </w:p>
+          <w:p>
+            <w:pPr>
+              <w:ind w:firstLine="0"/>
+              <w:jc w:val="left"/>
+              <w:rPr>
+                <w:rFonts w:ascii="Consolas" w:hAnsi="Consolas"/>
+                <w:lang w:val="en-GB"/>
+              </w:rPr>
+            </w:pPr>
+            <w:r>
+              <w:rPr>
+                <w:rFonts w:ascii="Consolas" w:hAnsi="Consolas"/>
+                <w:lang w:val="en-GB"/>
+              </w:rPr>
+              <w:t xml:space="preserve">export async function sendMessage(conversationId, content) {</w:t>
+            </w:r>
+          </w:p>
+          <w:p>
+            <w:pPr>
+              <w:ind w:firstLine="0"/>
+              <w:jc w:val="left"/>
+              <w:rPr>
+                <w:rFonts w:ascii="Consolas" w:hAnsi="Consolas"/>
+                <w:lang w:val="en-GB"/>
+              </w:rPr>
+            </w:pPr>
+            <w:r>
+              <w:rPr>
+                <w:rFonts w:ascii="Consolas" w:hAnsi="Consolas"/>
+                <w:lang w:val="en-GB"/>
+              </w:rPr>
+              <w:t xml:space="preserve">  return client.post(`/api/conversations/${conversationId}/messages`, { content })</w:t>
+            </w:r>
+          </w:p>
+          <w:p>
+            <w:pPr>
+              <w:ind w:firstLine="0"/>
+              <w:jc w:val="left"/>
+              <w:rPr>
+                <w:lang w:val="en-GB"/>
+              </w:rPr>
+            </w:pPr>
+            <w:r>
+              <w:rPr>
+                <w:rFonts w:ascii="Consolas" w:hAnsi="Consolas"/>
+                <w:lang w:val="en-GB"/>
+              </w:rPr>
+              <w:t xml:space="preserve">}</w:t>
+            </w:r>
+          </w:p>
+        </w:tc>
+      </w:tr>
+    </w:tbl>
     <w:p/>
+    <w:p>
+      <w:pPr>
+        <w:rPr>
+          <w:lang w:val="en-GB"/>
+        </w:rPr>
+      </w:pPr>
+      <w:r>
+        <w:t xml:space="preserve">Trong tầng xử lý logic, hệ thống AI thực hiện quy trình gồm năm bước chính: lấy thông tin doanh nghiệp, truy xuất sản phẩm liên quan bằng Milvus, lấy lịch sử hội thoại gần nhất, xây dựng system prompt bằng tiếng Việt và gọi nhà cung cấp LLM đã cấu hình. Nếu Milvus tạm thời không khả dụng, Backend có cơ chế fallback bằng cách lấy một số sản phẩm mới nhất trong PostgreSQL để chatbot vẫn có thể phản hồi ở mức cơ bản thay vì dừng hoàn toàn.</w:t>
+      </w:r>
+      <w:r>
+        <w:rPr>
+          <w:b/>
+          <w:bCs/>
+        </w:rPr>
+        <w:t/>
+      </w:r>
+      <w:r>
+        <w:t xml:space="preserve"/>
+      </w:r>
+      <w:r>
+        <w:rPr>
+          <w:b/>
+          <w:bCs/>
+        </w:rPr>
+        <w:t/>
+      </w:r>
+      <w:r>
+        <w:t xml:space="preserve"/>
+      </w:r>
+    </w:p>
+    <w:p>
+      <w:pPr>
+        <w:rPr>
+          <w:lang w:val="en-GB"/>
+        </w:rPr>
+      </w:pPr>
+      <w:r>
+        <w:rPr>
+          <w:lang w:val="en-GB"/>
+        </w:rPr>
+        <w:t xml:space="preserve">Đoạn mã xử lý logic sinh câu trả lời AI dựa trên dữ liệu sản phẩm:</w:t>
+      </w:r>
+    </w:p>
+    <w:tbl>
+      <w:tblPr>
+        <w:tblStyle w:val="TableGrid"/>
+        <w:tblW w:w="0" w:type="auto"/>
+        <w:tblLook w:val="04A0" w:firstRow="1" w:lastRow="0" w:firstColumn="1" w:lastColumn="0" w:noHBand="0" w:noVBand="1"/>
+      </w:tblPr>
+      <w:tblGrid>
+        <w:gridCol w:w="9061"/>
+      </w:tblGrid>
+      <w:tr>
+        <w:tc>
+          <w:tcPr>
+            <w:tcW w:w="9061" w:type="dxa"/>
+          </w:tcPr>
+          <w:p>
+            <w:pPr>
+              <w:ind w:firstLine="0"/>
+              <w:jc w:val="left"/>
+              <w:rPr>
+                <w:rFonts w:ascii="Consolas" w:hAnsi="Consolas"/>
+                <w:lang w:val="en-GB"/>
+              </w:rPr>
+            </w:pPr>
+            <w:r>
+              <w:rPr>
+                <w:rFonts w:ascii="Consolas" w:hAnsi="Consolas"/>
+                <w:lang w:val="en-GB"/>
+              </w:rPr>
+              <w:t xml:space="preserve">async def generate_ai_response(db, conversation, user_message):</w:t>
+            </w:r>
+          </w:p>
+          <w:p>
+            <w:pPr>
+              <w:ind w:firstLine="0"/>
+              <w:jc w:val="left"/>
+              <w:rPr>
+                <w:rFonts w:ascii="Consolas" w:hAnsi="Consolas"/>
+                <w:lang w:val="en-GB"/>
+              </w:rPr>
+            </w:pPr>
+            <w:r>
+              <w:rPr>
+                <w:rFonts w:ascii="Consolas" w:hAnsi="Consolas"/>
+                <w:lang w:val="en-GB"/>
+              </w:rPr>
+              <w:t xml:space="preserve">    business = await _get_business_info(db, conversation.business_id)</w:t>
+            </w:r>
+          </w:p>
+          <w:p>
+            <w:pPr>
+              <w:ind w:firstLine="0"/>
+              <w:jc w:val="left"/>
+              <w:rPr>
+                <w:rFonts w:ascii="Consolas" w:hAnsi="Consolas"/>
+                <w:lang w:val="en-GB"/>
+              </w:rPr>
+            </w:pPr>
+            <w:r>
+              <w:rPr>
+                <w:rFonts w:ascii="Consolas" w:hAnsi="Consolas"/>
+                <w:lang w:val="en-GB"/>
+              </w:rPr>
+              <w:t xml:space="preserve">    try:</w:t>
+            </w:r>
+          </w:p>
+          <w:p>
+            <w:pPr>
+              <w:ind w:firstLine="0"/>
+              <w:jc w:val="left"/>
+              <w:rPr>
+                <w:rFonts w:ascii="Consolas" w:hAnsi="Consolas"/>
+                <w:lang w:val="en-GB"/>
+              </w:rPr>
+            </w:pPr>
+            <w:r>
+              <w:rPr>
+                <w:rFonts w:ascii="Consolas" w:hAnsi="Consolas"/>
+                <w:lang w:val="en-GB"/>
+              </w:rPr>
+              <w:lastRenderedPageBreak/>
+              <w:t xml:space="preserve">        products = await _retrieve_relevant_products(db, conversation.business_id, user_message)</w:t>
+            </w:r>
+          </w:p>
+          <w:p>
+            <w:pPr>
+              <w:ind w:firstLine="0"/>
+              <w:jc w:val="left"/>
+              <w:rPr>
+                <w:rFonts w:ascii="Consolas" w:hAnsi="Consolas"/>
+                <w:lang w:val="en-GB"/>
+              </w:rPr>
+            </w:pPr>
+          </w:p>
+          <w:p>
+            <w:pPr>
+              <w:ind w:firstLine="0"/>
+              <w:jc w:val="left"/>
+              <w:rPr>
+                <w:rFonts w:ascii="Consolas" w:hAnsi="Consolas"/>
+                <w:lang w:val="en-GB"/>
+              </w:rPr>
+            </w:pPr>
+            <w:r>
+              <w:rPr>
+                <w:rFonts w:ascii="Consolas" w:hAnsi="Consolas"/>
+                <w:lang w:val="en-GB"/>
+              </w:rPr>
+              <w:t xml:space="preserve">    except Exception:</w:t>
+            </w:r>
+          </w:p>
+          <w:p>
+            <w:pPr>
+              <w:ind w:firstLine="0"/>
+              <w:jc w:val="left"/>
+              <w:rPr>
+                <w:rFonts w:ascii="Consolas" w:hAnsi="Consolas"/>
+                <w:lang w:val="en-GB"/>
+              </w:rPr>
+            </w:pPr>
+            <w:r>
+              <w:rPr>
+                <w:rFonts w:ascii="Consolas" w:hAnsi="Consolas"/>
+                <w:lang w:val="en-GB"/>
+              </w:rPr>
+              <w:t xml:space="preserve">        products = await _retrieve_products_without_vector_search(db, conversation.business_id)</w:t>
+            </w:r>
+          </w:p>
+          <w:p>
+            <w:pPr>
+              <w:ind w:firstLine="0"/>
+              <w:jc w:val="left"/>
+              <w:rPr>
+                <w:rFonts w:ascii="Consolas" w:hAnsi="Consolas"/>
+                <w:lang w:val="en-GB"/>
+              </w:rPr>
+            </w:pPr>
+            <w:r>
+              <w:rPr>
+                <w:rFonts w:ascii="Consolas" w:hAnsi="Consolas"/>
+                <w:lang w:val="en-GB"/>
+              </w:rPr>
+              <w:t xml:space="preserve">    history = await _get_chat_history(db, conversation.id)</w:t>
+            </w:r>
+          </w:p>
+          <w:p>
+            <w:pPr>
+              <w:ind w:firstLine="0"/>
+              <w:jc w:val="left"/>
+              <w:rPr>
+                <w:rFonts w:ascii="Consolas" w:hAnsi="Consolas"/>
+                <w:lang w:val="en-GB"/>
+              </w:rPr>
+            </w:pPr>
+            <w:r>
+              <w:rPr>
+                <w:rFonts w:ascii="Consolas" w:hAnsi="Consolas"/>
+                <w:lang w:val="en-GB"/>
+              </w:rPr>
+              <w:t xml:space="preserve">    system_prompt = build_customer_ai_prompt(business, products)</w:t>
+            </w:r>
+          </w:p>
+          <w:p>
+            <w:pPr>
+              <w:ind w:firstLine="0"/>
+              <w:jc w:val="left"/>
+              <w:rPr>
+                <w:rFonts w:ascii="Consolas" w:hAnsi="Consolas"/>
+                <w:lang w:val="en-GB"/>
+              </w:rPr>
+            </w:pPr>
+            <w:r>
+              <w:rPr>
+                <w:rFonts w:ascii="Consolas" w:hAnsi="Consolas"/>
+                <w:lang w:val="en-GB"/>
+              </w:rPr>
+              <w:t xml:space="preserve">    messages = [{"role": "system", "content": system_prompt}]</w:t>
+            </w:r>
+          </w:p>
+          <w:p>
+            <w:pPr>
+              <w:ind w:firstLine="0"/>
+              <w:jc w:val="left"/>
+              <w:rPr>
+                <w:rFonts w:ascii="Consolas" w:hAnsi="Consolas"/>
+                <w:lang w:val="en-GB"/>
+              </w:rPr>
+            </w:pPr>
+            <w:r>
+              <w:rPr>
+                <w:rFonts w:ascii="Consolas" w:hAnsi="Consolas"/>
+                <w:lang w:val="en-GB"/>
+              </w:rPr>
+              <w:t xml:space="preserve">    for msg in history:</w:t>
+            </w:r>
+          </w:p>
+          <w:p>
+            <w:pPr>
+              <w:ind w:firstLine="0"/>
+              <w:jc w:val="left"/>
+              <w:rPr>
+                <w:rFonts w:ascii="Consolas" w:hAnsi="Consolas"/>
+                <w:lang w:val="en-GB"/>
+              </w:rPr>
+            </w:pPr>
+            <w:r>
+              <w:rPr>
+                <w:rFonts w:ascii="Consolas" w:hAnsi="Consolas"/>
+                <w:lang w:val="en-GB"/>
+              </w:rPr>
+              <w:t xml:space="preserve">        role = "user" if msg.sender_type == "contact" else "assistant"</w:t>
+            </w:r>
+          </w:p>
+          <w:p>
+            <w:pPr>
+              <w:ind w:firstLine="0"/>
+              <w:jc w:val="left"/>
+              <w:rPr>
+                <w:rFonts w:ascii="Consolas" w:hAnsi="Consolas"/>
+                <w:lang w:val="en-GB"/>
+              </w:rPr>
+            </w:pPr>
+            <w:r>
+              <w:rPr>
+                <w:rFonts w:ascii="Consolas" w:hAnsi="Consolas"/>
+                <w:lang w:val="en-GB"/>
+              </w:rPr>
+              <w:t xml:space="preserve">        messages.append({"role": role, "content": msg.content})</w:t>
+            </w:r>
+          </w:p>
+          <w:p>
+            <w:pPr>
+              <w:ind w:firstLine="0"/>
+              <w:jc w:val="left"/>
+              <w:rPr>
+                <w:rFonts w:ascii="Consolas" w:hAnsi="Consolas"/>
+                <w:lang w:val="en-GB"/>
+              </w:rPr>
+            </w:pPr>
+            <w:r>
+              <w:rPr>
+                <w:rFonts w:ascii="Consolas" w:hAnsi="Consolas"/>
+                <w:lang w:val="en-GB"/>
+              </w:rPr>
+              <w:t xml:space="preserve">    if not history or history[-1].content != user_message:</w:t>
+            </w:r>
+          </w:p>
+          <w:p>
+            <w:pPr>
+              <w:ind w:firstLine="0"/>
+              <w:jc w:val="left"/>
+              <w:rPr>
+                <w:rFonts w:ascii="Consolas" w:hAnsi="Consolas"/>
+                <w:lang w:val="en-GB"/>
+              </w:rPr>
+            </w:pPr>
+            <w:r>
+              <w:rPr>
+                <w:rFonts w:ascii="Consolas" w:hAnsi="Consolas"/>
+                <w:lang w:val="en-GB"/>
+              </w:rPr>
+              <w:t xml:space="preserve">        messages.append({"role": "user", "content": user_message})</w:t>
+            </w:r>
+          </w:p>
+          <w:p>
+            <w:pPr>
+              <w:ind w:firstLine="0"/>
+              <w:jc w:val="left"/>
+              <w:rPr>
+                <w:rFonts w:ascii="Consolas" w:hAnsi="Consolas"/>
+                <w:lang w:val="en-GB"/>
+              </w:rPr>
+            </w:pPr>
+            <w:r>
+              <w:rPr>
+                <w:rFonts w:ascii="Consolas" w:hAnsi="Consolas"/>
+                <w:lang w:val="en-GB"/>
+              </w:rPr>
+              <w:t xml:space="preserve">    completion = await create_chat_completion(</w:t>
+            </w:r>
+          </w:p>
+          <w:p>
+            <w:pPr>
+              <w:ind w:firstLine="0"/>
+              <w:jc w:val="left"/>
+              <w:rPr>
+                <w:rFonts w:ascii="Consolas" w:hAnsi="Consolas"/>
+                <w:lang w:val="en-GB"/>
+              </w:rPr>
+            </w:pPr>
+            <w:r>
+              <w:rPr>
+                <w:rFonts w:ascii="Consolas" w:hAnsi="Consolas"/>
+                <w:lang w:val="en-GB"/>
+              </w:rPr>
+              <w:t xml:space="preserve">        messages=messages,</w:t>
+            </w:r>
+          </w:p>
+          <w:p>
+            <w:pPr>
+              <w:ind w:firstLine="0"/>
+              <w:jc w:val="left"/>
+              <w:rPr>
+                <w:rFonts w:ascii="Consolas" w:hAnsi="Consolas"/>
+                <w:lang w:val="en-GB"/>
+              </w:rPr>
+            </w:pPr>
+            <w:r>
+              <w:rPr>
+                <w:rFonts w:ascii="Consolas" w:hAnsi="Consolas"/>
+                <w:lang w:val="en-GB"/>
+              </w:rPr>
+              <w:t xml:space="preserve">        temperature=0.7,</w:t>
+            </w:r>
+          </w:p>
+          <w:p>
+            <w:pPr>
+              <w:ind w:firstLine="0"/>
+              <w:jc w:val="left"/>
+              <w:rPr>
+                <w:rFonts w:ascii="Consolas" w:hAnsi="Consolas"/>
+                <w:lang w:val="en-GB"/>
+              </w:rPr>
+            </w:pPr>
+            <w:r>
+              <w:rPr>
+                <w:rFonts w:ascii="Consolas" w:hAnsi="Consolas"/>
+                <w:lang w:val="en-GB"/>
+              </w:rPr>
+              <w:t xml:space="preserve">        max_tokens=1024,</w:t>
+            </w:r>
+          </w:p>
+          <w:p>
+            <w:pPr>
+              <w:ind w:firstLine="0"/>
+              <w:jc w:val="left"/>
+              <w:rPr>
+                <w:rFonts w:ascii="Consolas" w:hAnsi="Consolas"/>
+                <w:lang w:val="en-GB"/>
+              </w:rPr>
+            </w:pPr>
+            <w:r>
+              <w:rPr>
+                <w:rFonts w:ascii="Consolas" w:hAnsi="Consolas"/>
+                <w:lang w:val="en-GB"/>
+              </w:rPr>
+              <w:t xml:space="preserve">    )</w:t>
+            </w:r>
+          </w:p>
+          <w:p>
+            <w:pPr>
+              <w:ind w:firstLine="0"/>
+              <w:jc w:val="left"/>
+              <w:rPr>
+                <w:rFonts w:ascii="Consolas" w:hAnsi="Consolas"/>
+                <w:lang w:val="en-GB"/>
+              </w:rPr>
+            </w:pPr>
+            <w:r>
+              <w:rPr>
+                <w:rFonts w:ascii="Consolas" w:hAnsi="Consolas"/>
+                <w:lang w:val="en-GB"/>
+              </w:rPr>
+              <w:t xml:space="preserve">    ai_text = completion.choices[0].message.content</w:t>
+            </w:r>
+          </w:p>
+          <w:p>
+            <w:pPr>
+              <w:ind w:firstLine="0"/>
+              <w:jc w:val="left"/>
+              <w:rPr>
+                <w:rFonts w:ascii="Consolas" w:hAnsi="Consolas"/>
+                <w:lang w:val="en-GB"/>
+              </w:rPr>
+            </w:pPr>
+            <w:r>
+              <w:rPr>
+                <w:rFonts w:ascii="Consolas" w:hAnsi="Consolas"/>
+                <w:lang w:val="en-GB"/>
+              </w:rPr>
+              <w:t xml:space="preserve">    logger.info(f"AI response generated: {ai_text[:100]}...")</w:t>
+            </w:r>
+          </w:p>
+          <w:p>
+            <w:pPr>
+              <w:ind w:firstLine="0"/>
+              <w:jc w:val="left"/>
+              <w:rPr>
+                <w:lang w:val="en-GB"/>
+              </w:rPr>
+            </w:pPr>
+            <w:r>
+              <w:rPr>
+                <w:rFonts w:ascii="Consolas" w:hAnsi="Consolas"/>
+                <w:lang w:val="en-GB"/>
+              </w:rPr>
+              <w:lastRenderedPageBreak/>
+              <w:t xml:space="preserve">    return ai_text</w:t>
+            </w:r>
+          </w:p>
+        </w:tc>
+      </w:tr>
+    </w:tbl>
+    <w:p>
+      <w:pPr>
+        <w:rPr>
+          <w:lang w:val="en-GB"/>
+        </w:rPr>
+      </w:pPr>
+      <w:r>
+        <w:rPr>
+          <w:lang w:val="en-GB"/>
+        </w:rPr>
+        <w:lastRenderedPageBreak/>
+        <w:t xml:space="preserve">Về mặt vận hành, ChatDesk không chỉ có chatbot tự động trả lời khách hàng mà còn có AI Assistant nội bộ dành cho nhân viên. Nhân viên có thể hỏi AI về sản phẩm, chính sách hoặc ngữ cảnh hội thoại hiện tại; lịch sử các lần hỏi đáp được lưu tại bảng ai_assistant_messages. Cách tách biệt này giúp doanh nghiệp vừa tự động hóa chăm sóc khách hàng, vừa hỗ trợ nhân viên tra cứu nhanh khi cần can thiệp thủ công.</w:t>
+      </w:r>
+      <w:r>
+        <w:rPr>
+          <w:b/>
+          <w:bCs/>
+          <w:lang w:val="en-GB"/>
+        </w:rPr>
+        <w:t/>
+      </w:r>
+      <w:r>
+        <w:rPr>
+          <w:lang w:val="en-GB"/>
+        </w:rPr>
+        <w:t xml:space="preserve"/>
+      </w:r>
+    </w:p>
+    <w:p>
+      <w:pPr>
+        <w:rPr>
+          <w:lang w:val="en-GB"/>
+        </w:rPr>
+      </w:pPr>
+      <w:r>
+        <w:rPr>
+          <w:lang w:val="en-GB"/>
+        </w:rPr>
+        <w:t xml:space="preserve">Đoạn mã xây dựng kết nối Milvus để lưu và tìm kiếm embedding:</w:t>
+      </w:r>
+    </w:p>
+    <w:tbl>
+      <w:tblPr>
+        <w:tblStyle w:val="TableGrid"/>
+        <w:tblW w:w="0" w:type="auto"/>
+        <w:tblLook w:val="04A0" w:firstRow="1" w:lastRow="0" w:firstColumn="1" w:lastColumn="0" w:noHBand="0" w:noVBand="1"/>
+      </w:tblPr>
+      <w:tblGrid>
+        <w:gridCol w:w="9061"/>
+      </w:tblGrid>
+      <w:tr>
+        <w:tc>
+          <w:tcPr>
+            <w:tcW w:w="9061" w:type="dxa"/>
+          </w:tcPr>
+          <w:p>
+            <w:pPr>
+              <w:ind w:firstLine="0"/>
+              <w:jc w:val="left"/>
+              <w:rPr>
+                <w:rFonts w:ascii="Consolas" w:hAnsi="Consolas"/>
+                <w:lang w:val="en-GB"/>
+              </w:rPr>
+            </w:pPr>
+            <w:r>
+              <w:rPr>
+                <w:rFonts w:ascii="Consolas" w:hAnsi="Consolas"/>
+                <w:lang w:val="en-GB"/>
+              </w:rPr>
+              <w:t xml:space="preserve">from pymilvus import MilvusClient, DataType</w:t>
+            </w:r>
+          </w:p>
+          <w:p>
+            <w:pPr>
+              <w:ind w:firstLine="0"/>
+              <w:jc w:val="left"/>
+              <w:rPr>
+                <w:rFonts w:ascii="Consolas" w:hAnsi="Consolas"/>
+                <w:lang w:val="en-GB"/>
+              </w:rPr>
+            </w:pPr>
+            <w:r>
+              <w:rPr>
+                <w:rFonts w:ascii="Consolas" w:hAnsi="Consolas"/>
+                <w:lang w:val="en-GB"/>
+              </w:rPr>
+              <w:t xml:space="preserve">COLLECTION_NAME = "product_embeddings"</w:t>
+            </w:r>
+          </w:p>
+          <w:p>
+            <w:pPr>
+              <w:ind w:firstLine="0"/>
+              <w:jc w:val="left"/>
+              <w:rPr>
+                <w:rFonts w:ascii="Consolas" w:hAnsi="Consolas"/>
+                <w:lang w:val="en-GB"/>
+              </w:rPr>
+            </w:pPr>
+            <w:r>
+              <w:rPr>
+                <w:rFonts w:ascii="Consolas" w:hAnsi="Consolas"/>
+                <w:lang w:val="en-GB"/>
+              </w:rPr>
+              <w:t xml:space="preserve">EMBEDDING_DIM = 384</w:t>
+            </w:r>
+          </w:p>
+          <w:p>
+            <w:pPr>
+              <w:ind w:firstLine="0"/>
+              <w:jc w:val="left"/>
+              <w:rPr>
+                <w:rFonts w:ascii="Consolas" w:hAnsi="Consolas"/>
+                <w:lang w:val="en-GB"/>
+              </w:rPr>
+            </w:pPr>
+            <w:r>
+              <w:rPr>
+                <w:rFonts w:ascii="Consolas" w:hAnsi="Consolas"/>
+                <w:lang w:val="en-GB"/>
+              </w:rPr>
+              <w:t xml:space="preserve">client = MilvusClient(uri=settings.MILVUS_URI, token=settings.MILVUS_TOKEN or None)</w:t>
+            </w:r>
+          </w:p>
+          <w:p>
+            <w:pPr>
+              <w:ind w:firstLine="0"/>
+              <w:jc w:val="left"/>
+              <w:rPr>
+                <w:rFonts w:ascii="Consolas" w:hAnsi="Consolas"/>
+                <w:lang w:val="en-GB"/>
+              </w:rPr>
+            </w:pPr>
+            <w:r>
+              <w:rPr>
+                <w:rFonts w:ascii="Consolas" w:hAnsi="Consolas"/>
+                <w:lang w:val="en-GB"/>
+              </w:rPr>
+              <w:t xml:space="preserve">schema = client.create_schema(auto_id=False, enable_dynamic_field=False)</w:t>
+            </w:r>
+          </w:p>
+          <w:p>
+            <w:pPr>
+              <w:ind w:firstLine="0"/>
+              <w:jc w:val="left"/>
+              <w:rPr>
+                <w:rFonts w:ascii="Consolas" w:hAnsi="Consolas"/>
+                <w:lang w:val="en-GB"/>
+              </w:rPr>
+            </w:pPr>
+            <w:r>
+              <w:rPr>
+                <w:rFonts w:ascii="Consolas" w:hAnsi="Consolas"/>
+                <w:lang w:val="en-GB"/>
+              </w:rPr>
+              <w:t xml:space="preserve">schema.add_field(field_name="id", datatype=DataType.VARCHAR, is_primary=True, max_length=36)</w:t>
+            </w:r>
+          </w:p>
+          <w:p>
+            <w:pPr>
+              <w:ind w:firstLine="0"/>
+              <w:jc w:val="left"/>
+              <w:rPr>
+                <w:rFonts w:ascii="Consolas" w:hAnsi="Consolas"/>
+                <w:lang w:val="en-GB"/>
+              </w:rPr>
+            </w:pPr>
+            <w:r>
+              <w:rPr>
+                <w:rFonts w:ascii="Consolas" w:hAnsi="Consolas"/>
+                <w:lang w:val="en-GB"/>
+              </w:rPr>
+              <w:t xml:space="preserve">schema.add_field(field_name="business_id", datatype=DataType.VARCHAR, max_length=36)</w:t>
+            </w:r>
+          </w:p>
+          <w:p>
+            <w:pPr>
+              <w:ind w:firstLine="0"/>
+              <w:jc w:val="left"/>
+              <w:rPr>
+                <w:rFonts w:ascii="Consolas" w:hAnsi="Consolas"/>
+                <w:lang w:val="en-GB"/>
+              </w:rPr>
+            </w:pPr>
+            <w:r>
+              <w:rPr>
+                <w:rFonts w:ascii="Consolas" w:hAnsi="Consolas"/>
+                <w:lang w:val="en-GB"/>
+              </w:rPr>
+              <w:t xml:space="preserve">schema.add_field(field_name="embedding", datatype=DataType.FLOAT_VECTOR, dim=EMBEDDING_DIM)</w:t>
+            </w:r>
+          </w:p>
+          <w:p>
+            <w:pPr>
+              <w:ind w:firstLine="0"/>
+              <w:jc w:val="left"/>
+              <w:rPr>
+                <w:rFonts w:ascii="Consolas" w:hAnsi="Consolas"/>
+                <w:lang w:val="en-GB"/>
+              </w:rPr>
+            </w:pPr>
+            <w:r>
+              <w:rPr>
+                <w:rFonts w:ascii="Consolas" w:hAnsi="Consolas"/>
+                <w:lang w:val="en-GB"/>
+              </w:rPr>
+              <w:t xml:space="preserve">index_params = client.prepare_index_params()</w:t>
+            </w:r>
+          </w:p>
+          <w:p>
+            <w:pPr>
+              <w:ind w:firstLine="0"/>
+              <w:jc w:val="left"/>
+              <w:rPr>
+                <w:rFonts w:ascii="Consolas" w:hAnsi="Consolas"/>
+                <w:lang w:val="en-GB"/>
+              </w:rPr>
+            </w:pPr>
+            <w:r>
+              <w:rPr>
+                <w:rFonts w:ascii="Consolas" w:hAnsi="Consolas"/>
+                <w:lang w:val="en-GB"/>
+              </w:rPr>
+              <w:t xml:space="preserve">index_params.add_index(field_name="embedding", metric_type="COSINE", index_type="AUTOINDEX")</w:t>
+            </w:r>
+          </w:p>
+          <w:p>
+            <w:pPr>
+              <w:ind w:firstLine="0"/>
+              <w:jc w:val="left"/>
+              <w:rPr>
+                <w:rFonts w:ascii="Consolas" w:hAnsi="Consolas"/>
+                <w:lang w:val="en-GB"/>
+              </w:rPr>
+            </w:pPr>
+            <w:r>
+              <w:rPr>
+                <w:rFonts w:ascii="Consolas" w:hAnsi="Consolas"/>
+                <w:lang w:val="en-GB"/>
+              </w:rPr>
+              <w:t xml:space="preserve">client.create_collection(</w:t>
+            </w:r>
+          </w:p>
+          <w:p>
+            <w:pPr>
+              <w:ind w:firstLine="0"/>
+              <w:jc w:val="left"/>
+              <w:rPr>
+                <w:rFonts w:ascii="Consolas" w:hAnsi="Consolas"/>
+                <w:lang w:val="en-GB"/>
+              </w:rPr>
+            </w:pPr>
+            <w:r>
+              <w:rPr>
+                <w:rFonts w:ascii="Consolas" w:hAnsi="Consolas"/>
+                <w:lang w:val="en-GB"/>
+              </w:rPr>
+              <w:t xml:space="preserve">    collection_name=COLLECTION_NAME,</w:t>
+            </w:r>
+          </w:p>
+          <w:p>
+            <w:pPr>
+              <w:ind w:firstLine="0"/>
+              <w:jc w:val="left"/>
+              <w:rPr>
+                <w:rFonts w:ascii="Consolas" w:hAnsi="Consolas"/>
+                <w:lang w:val="en-GB"/>
+              </w:rPr>
+            </w:pPr>
+            <w:r>
+              <w:rPr>
+                <w:rFonts w:ascii="Consolas" w:hAnsi="Consolas"/>
+                <w:lang w:val="en-GB"/>
+              </w:rPr>
+              <w:t xml:space="preserve">    schema=schema,</w:t>
+            </w:r>
+          </w:p>
+          <w:p>
+            <w:pPr>
+              <w:ind w:firstLine="0"/>
+              <w:jc w:val="left"/>
+              <w:rPr>
+                <w:rFonts w:ascii="Consolas" w:hAnsi="Consolas"/>
+                <w:lang w:val="en-GB"/>
+              </w:rPr>
+            </w:pPr>
+            <w:r>
+              <w:rPr>
+                <w:rFonts w:ascii="Consolas" w:hAnsi="Consolas"/>
+                <w:lang w:val="en-GB"/>
+              </w:rPr>
+              <w:t xml:space="preserve">    index_params=index_params,</w:t>
+            </w:r>
+          </w:p>
+          <w:p>
+            <w:pPr>
+              <w:ind w:firstLine="0"/>
+              <w:jc w:val="left"/>
+              <w:rPr>
+                <w:rFonts w:ascii="Consolas" w:hAnsi="Consolas"/>
+                <w:lang w:val="en-GB"/>
+              </w:rPr>
+            </w:pPr>
+            <w:r>
+              <w:rPr>
+                <w:rFonts w:ascii="Consolas" w:hAnsi="Consolas"/>
+                <w:lang w:val="en-GB"/>
+              </w:rPr>
+              <w:t xml:space="preserve">)</w:t>
+            </w:r>
+          </w:p>
+          <w:p>
+            <w:pPr>
+              <w:ind w:firstLine="0"/>
+              <w:jc w:val="left"/>
+              <w:rPr>
+                <w:rFonts w:ascii="Consolas" w:hAnsi="Consolas"/>
+                <w:lang w:val="en-GB"/>
+              </w:rPr>
+            </w:pPr>
+            <w:r>
+              <w:rPr>
+                <w:rFonts w:ascii="Consolas" w:hAnsi="Consolas"/>
+                <w:lang w:val="en-GB"/>
+              </w:rPr>
+              <w:lastRenderedPageBreak/>
+              <w:t xml:space="preserve">results = client.search(COLLECTION_NAME, data=[query_embedding], limit=5)</w:t>
+            </w:r>
+          </w:p>
+          <w:p>
+            <w:pPr>
+              <w:ind w:firstLine="0"/>
+              <w:jc w:val="left"/>
+              <w:rPr>
+                <w:rFonts w:ascii="Consolas" w:hAnsi="Consolas"/>
+                <w:lang w:val="en-GB"/>
+              </w:rPr>
+            </w:pPr>
+            <w:r>
+              <w:rPr>
+                <w:rFonts w:ascii="Consolas" w:hAnsi="Consolas"/>
+                <w:lang w:val="en-GB"/>
+              </w:rPr>
+              <w:t xml:space="preserve">client.flush(COLLECTION_NAME)</w:t>
+            </w:r>
+          </w:p>
+          <w:p>
+            <w:pPr>
+              <w:ind w:firstLine="0"/>
+              <w:rPr>
+                <w:lang w:val="en-GB"/>
+              </w:rPr>
+            </w:pPr>
+            <w:r>
+              <w:rPr>
+                <w:lang w:val="en-GB"/>
+              </w:rPr>
+              <w:t xml:space="preserve">return [hit["id"] for hit in results[0]]</w:t>
+            </w:r>
+          </w:p>
+        </w:tc>
+      </w:tr>
+    </w:tbl>
+    <w:p>
+      <w:pPr>
+        <w:pStyle w:val="Heading3"/>
+        <w:rPr>
+          <w:lang w:val="en-GB"/>
+        </w:rPr>
+      </w:pPr>
+      <w:bookmarkStart w:id="5" w:name="_Toc227496318"/>
+      <w:r>
+        <w:rPr>
+          <w:lang w:val="en-GB"/>
+        </w:rPr>
+        <w:lastRenderedPageBreak/>
+        <w:t xml:space="preserve">Xây dựng Web Quản trị và Ứng dụng Mobile</w:t>
+      </w:r>
+      <w:bookmarkEnd w:id="5"/>
+    </w:p>
+    <w:p>
+      <w:pPr>
+        <w:rPr>
+          <w:sz w:val="24"/>
+          <w:szCs w:val="24"/>
+          <w:lang w:val="en-GB" w:bidi="ar-SA"/>
+        </w:rPr>
+      </w:pPr>
+      <w:r>
+        <w:t xml:space="preserve">Web quản trị của ChatDesk được xây dựng bằng ReactJS và Vite, đóng vai trò trung tâm vận hành cho doanh nghiệp. Sau khi đăng nhập, người dùng có thể quản lý kênh Facebook, Instagram, Telegram và Widget; xem danh sách hội thoại; trả lời khách hàng; bật tắt AI tự động; quản lý sản phẩm làm tri thức cho chatbot; tạo nhãn khách hàng; cấu hình phân công; quản lý nhân viên; tạo mẫu trả lời nhanh và xem thống kê.</w:t>
+      </w:r>
+      <w:r>
+        <w:rPr>
+          <w:rStyle w:val="HTMLCode"/>
+          <w:rFonts w:eastAsia="Calibri"/>
+        </w:rPr>
+        <w:t/>
+      </w:r>
+      <w:r>
+        <w:t xml:space="preserve"/>
+      </w:r>
+      <w:r>
+        <w:rPr>
+          <w:rStyle w:val="HTMLCode"/>
+          <w:rFonts w:eastAsia="Calibri"/>
+        </w:rPr>
+        <w:t/>
+      </w:r>
+      <w:r>
+        <w:t xml:space="preserve"/>
+      </w:r>
+      <w:r>
+        <w:rPr>
+          <w:rStyle w:val="HTMLCode"/>
+          <w:rFonts w:eastAsia="Calibri"/>
+        </w:rPr>
+        <w:t/>
+      </w:r>
+      <w:r>
+        <w:t xml:space="preserve"/>
+      </w:r>
+    </w:p>
+    <w:p>
+      <w:r>
+        <w:t xml:space="preserve">Ứng dụng di động được xây dựng bằng React Native kết hợp Expo, hướng tới doanh nghiệp và nhân viên CSKH cần theo dõi hội thoại khi không ngồi trước máy tính. Mobile App kết nối trực tiếp tới Backend thông qua Axios, lưu trạng thái đăng nhập trong authStore, quản lý hội thoại trong chatStore, sử dụng WebSocket để nhận cập nhật realtime và đăng ký device token để nhận thông báo đẩy.</w:t>
+      </w:r>
+      <w:r>
+        <w:rPr>
+          <w:b/>
+          <w:bCs/>
+        </w:rPr>
+        <w:t/>
+      </w:r>
+      <w:r>
+        <w:t xml:space="preserve"/>
+      </w:r>
+      <w:r>
+        <w:rPr>
+          <w:b/>
+          <w:bCs/>
+        </w:rPr>
+        <w:t/>
+      </w:r>
+      <w:r>
+        <w:t xml:space="preserve"/>
+      </w:r>
+    </w:p>
+    <w:p>
+      <w:pPr>
+        <w:rPr>
+          <w:lang w:val="en-GB"/>
+        </w:rPr>
+      </w:pPr>
+      <w:r>
+        <w:rPr>
+          <w:lang w:val="en-GB"/>
+        </w:rPr>
+        <w:t xml:space="preserve">Đoạn mã xử lý đồng bộ dữ liệu và kích hoạt tiến trình nạp tri thức AI:</w:t>
+      </w:r>
+    </w:p>
+    <w:tbl>
+      <w:tblPr>
+        <w:tblStyle w:val="TableGrid"/>
+        <w:tblW w:w="0" w:type="auto"/>
+        <w:tblLook w:val="04A0" w:firstRow="1" w:lastRow="0" w:firstColumn="1" w:lastColumn="0" w:noHBand="0" w:noVBand="1"/>
+      </w:tblPr>
+      <w:tblGrid>
+        <w:gridCol w:w="9061"/>
+      </w:tblGrid>
+      <w:tr>
+        <w:tc>
+          <w:tcPr>
+            <w:tcW w:w="9061" w:type="dxa"/>
+          </w:tcPr>
+          <w:p>
+            <w:pPr>
+              <w:ind w:firstLine="0"/>
+              <w:rPr>
+                <w:rFonts w:ascii="Consolas" w:hAnsi="Consolas"/>
+              </w:rPr>
+            </w:pPr>
+            <w:r>
+              <w:rPr>
+                <w:rFonts w:ascii="Consolas" w:hAnsi="Consolas"/>
+              </w:rPr>
+              <w:t xml:space="preserve">import axios from 'axios'</w:t>
+            </w:r>
+          </w:p>
+          <w:p>
+            <w:pPr>
+              <w:ind w:firstLine="0"/>
+              <w:rPr>
+                <w:rFonts w:ascii="Consolas" w:hAnsi="Consolas"/>
+              </w:rPr>
+            </w:pPr>
+            <w:r>
+              <w:rPr>
+                <w:rFonts w:ascii="Consolas" w:hAnsi="Consolas"/>
+              </w:rPr>
+              <w:t xml:space="preserve">import { useAuthStore } from '../store/authStore'</w:t>
+            </w:r>
+          </w:p>
+          <w:p>
+            <w:pPr>
+              <w:ind w:firstLine="0"/>
+              <w:rPr>
+                <w:rFonts w:ascii="Consolas" w:hAnsi="Consolas"/>
+              </w:rPr>
+            </w:pPr>
+            <w:r>
+              <w:rPr>
+                <w:rFonts w:ascii="Consolas" w:hAnsi="Consolas"/>
+              </w:rPr>
+              <w:t xml:space="preserve">import { useLanguageStore } from '../store/languageStore'</w:t>
+            </w:r>
+          </w:p>
+          <w:p>
+            <w:pPr>
+              <w:ind w:firstLine="0"/>
+              <w:rPr>
+                <w:rFonts w:ascii="Consolas" w:hAnsi="Consolas"/>
+              </w:rPr>
+            </w:pPr>
+            <w:r>
+              <w:rPr>
+                <w:rFonts w:ascii="Consolas" w:hAnsi="Consolas"/>
+              </w:rPr>
+              <w:t xml:space="preserve">const API_URL = import.meta.env.VITE_API_URL || 'http://localhost:8000'</w:t>
+            </w:r>
+          </w:p>
+          <w:p>
+            <w:pPr>
+              <w:ind w:firstLine="0"/>
+              <w:rPr>
+                <w:rFonts w:ascii="Consolas" w:hAnsi="Consolas"/>
+              </w:rPr>
+            </w:pPr>
+            <w:r>
+              <w:rPr>
+                <w:rFonts w:ascii="Consolas" w:hAnsi="Consolas"/>
+              </w:rPr>
+              <w:t xml:space="preserve">const client = axios.create({ baseURL: API_URL, headers: { 'Content-Type': 'application/json' } })</w:t>
+            </w:r>
+          </w:p>
+          <w:p>
+            <w:pPr>
+              <w:ind w:firstLine="0"/>
+              <w:rPr>
+                <w:rFonts w:ascii="Consolas" w:hAnsi="Consolas"/>
+              </w:rPr>
+            </w:pPr>
+            <w:r>
+              <w:rPr>
+                <w:rFonts w:ascii="Consolas" w:hAnsi="Consolas"/>
+              </w:rPr>
+              <w:t xml:space="preserve">client.interceptors.request.use((config) =&gt; {</w:t>
+            </w:r>
+          </w:p>
+          <w:p>
+            <w:pPr>
+              <w:ind w:firstLine="0"/>
+              <w:rPr>
+                <w:rFonts w:ascii="Consolas" w:hAnsi="Consolas"/>
+              </w:rPr>
+            </w:pPr>
+            <w:r>
+              <w:rPr>
+                <w:rFonts w:ascii="Consolas" w:hAnsi="Consolas"/>
+              </w:rPr>
+              <w:lastRenderedPageBreak/>
+              <w:t xml:space="preserve">  const token = useAuthStore.getState().token</w:t>
+            </w:r>
+          </w:p>
+          <w:p>
+            <w:pPr>
+              <w:ind w:firstLine="0"/>
+              <w:rPr>
+                <w:rFonts w:ascii="Consolas" w:hAnsi="Consolas"/>
+              </w:rPr>
+            </w:pPr>
+            <w:r>
+              <w:rPr>
+                <w:rFonts w:ascii="Consolas" w:hAnsi="Consolas"/>
+              </w:rPr>
+              <w:t xml:space="preserve">  const language = useLanguageStore.getState().language</w:t>
+            </w:r>
+          </w:p>
+          <w:p>
+            <w:pPr>
+              <w:ind w:firstLine="0"/>
+              <w:rPr>
+                <w:rFonts w:ascii="Consolas" w:hAnsi="Consolas"/>
+              </w:rPr>
+            </w:pPr>
+            <w:r>
+              <w:rPr>
+                <w:rFonts w:ascii="Consolas" w:hAnsi="Consolas"/>
+              </w:rPr>
+              <w:t xml:space="preserve">  if (token) {</w:t>
+            </w:r>
+          </w:p>
+          <w:p>
+            <w:pPr>
+              <w:ind w:firstLine="0"/>
+              <w:rPr>
+                <w:rFonts w:ascii="Consolas" w:hAnsi="Consolas"/>
+              </w:rPr>
+            </w:pPr>
+            <w:r>
+              <w:rPr>
+                <w:rFonts w:ascii="Consolas" w:hAnsi="Consolas"/>
+              </w:rPr>
+              <w:t xml:space="preserve">    config.headers.Authorization = `Bearer ${token}`</w:t>
+            </w:r>
+          </w:p>
+          <w:p>
+            <w:pPr>
+              <w:ind w:firstLine="0"/>
+              <w:rPr>
+                <w:rFonts w:ascii="Consolas" w:hAnsi="Consolas"/>
+              </w:rPr>
+            </w:pPr>
+            <w:r>
+              <w:rPr>
+                <w:rFonts w:ascii="Consolas" w:hAnsi="Consolas"/>
+              </w:rPr>
+              <w:t xml:space="preserve">  }</w:t>
+            </w:r>
+          </w:p>
+          <w:p>
+            <w:pPr>
+              <w:ind w:firstLine="0"/>
+              <w:rPr>
+                <w:rFonts w:ascii="Consolas" w:hAnsi="Consolas"/>
+              </w:rPr>
+            </w:pPr>
+            <w:r>
+              <w:rPr>
+                <w:rFonts w:ascii="Consolas" w:hAnsi="Consolas"/>
+              </w:rPr>
+              <w:t xml:space="preserve">  if (config.data instanceof FormData) {</w:t>
+            </w:r>
+          </w:p>
+          <w:p>
+            <w:pPr>
+              <w:ind w:firstLine="0"/>
+              <w:rPr>
+                <w:rFonts w:ascii="Consolas" w:hAnsi="Consolas"/>
+              </w:rPr>
+            </w:pPr>
+            <w:r>
+              <w:rPr>
+                <w:rFonts w:ascii="Consolas" w:hAnsi="Consolas"/>
+              </w:rPr>
+              <w:t xml:space="preserve">    delete config.headers['Content-Type']</w:t>
+            </w:r>
+          </w:p>
+          <w:p>
+            <w:pPr>
+              <w:ind w:firstLine="0"/>
+              <w:rPr>
+                <w:rFonts w:ascii="Consolas" w:hAnsi="Consolas"/>
+              </w:rPr>
+            </w:pPr>
+            <w:r>
+              <w:rPr>
+                <w:rFonts w:ascii="Consolas" w:hAnsi="Consolas"/>
+              </w:rPr>
+              <w:t xml:space="preserve">  }</w:t>
+            </w:r>
+          </w:p>
+          <w:p>
+            <w:pPr>
+              <w:ind w:firstLine="0"/>
+              <w:rPr>
+                <w:rFonts w:ascii="Consolas" w:hAnsi="Consolas"/>
+              </w:rPr>
+            </w:pPr>
+            <w:r>
+              <w:rPr>
+                <w:rFonts w:ascii="Consolas" w:hAnsi="Consolas"/>
+              </w:rPr>
+              <w:t xml:space="preserve">  config.headers['X-Language'] = language</w:t>
+            </w:r>
+          </w:p>
+          <w:p>
+            <w:pPr>
+              <w:ind w:firstLine="0"/>
+              <w:rPr>
+                <w:rFonts w:ascii="Consolas" w:hAnsi="Consolas"/>
+              </w:rPr>
+            </w:pPr>
+            <w:r>
+              <w:rPr>
+                <w:rFonts w:ascii="Consolas" w:hAnsi="Consolas"/>
+              </w:rPr>
+              <w:t xml:space="preserve">  config.headers['Accept-Language'] = language === 'vi' ? 'vi-VN,vi;q=0.9' : 'en-US,en;q=0.9'</w:t>
+            </w:r>
+          </w:p>
+          <w:p>
+            <w:pPr>
+              <w:ind w:firstLine="0"/>
+              <w:rPr>
+                <w:rFonts w:ascii="Consolas" w:hAnsi="Consolas"/>
+              </w:rPr>
+            </w:pPr>
+            <w:r>
+              <w:rPr>
+                <w:rFonts w:ascii="Consolas" w:hAnsi="Consolas"/>
+              </w:rPr>
+              <w:t xml:space="preserve">  return config</w:t>
+            </w:r>
+          </w:p>
+          <w:p>
+            <w:pPr>
+              <w:ind w:firstLine="0"/>
+              <w:rPr>
+                <w:rFonts w:ascii="Consolas" w:hAnsi="Consolas"/>
+              </w:rPr>
+            </w:pPr>
+            <w:r>
+              <w:rPr>
+                <w:rFonts w:ascii="Consolas" w:hAnsi="Consolas"/>
+              </w:rPr>
+              <w:t xml:space="preserve">})</w:t>
+            </w:r>
+          </w:p>
+          <w:p>
+            <w:pPr>
+              <w:ind w:firstLine="0"/>
+              <w:rPr>
+                <w:rFonts w:ascii="Consolas" w:hAnsi="Consolas"/>
+              </w:rPr>
+            </w:pPr>
+            <w:r>
+              <w:rPr>
+                <w:rFonts w:ascii="Consolas" w:hAnsi="Consolas"/>
+              </w:rPr>
+              <w:t xml:space="preserve">client.interceptors.response.use(</w:t>
+            </w:r>
+          </w:p>
+          <w:p>
+            <w:pPr>
+              <w:ind w:firstLine="0"/>
+              <w:rPr>
+                <w:rFonts w:ascii="Consolas" w:hAnsi="Consolas"/>
+              </w:rPr>
+            </w:pPr>
+            <w:r>
+              <w:rPr>
+                <w:rFonts w:ascii="Consolas" w:hAnsi="Consolas"/>
+              </w:rPr>
+              <w:t xml:space="preserve">  (response) =&gt; response,</w:t>
+            </w:r>
+          </w:p>
+          <w:p>
+            <w:pPr>
+              <w:ind w:firstLine="0"/>
+              <w:rPr>
+                <w:rFonts w:ascii="Consolas" w:hAnsi="Consolas"/>
+              </w:rPr>
+            </w:pPr>
+            <w:r>
+              <w:rPr>
+                <w:rFonts w:ascii="Consolas" w:hAnsi="Consolas"/>
+              </w:rPr>
+              <w:t xml:space="preserve">  (error) =&gt; {</w:t>
+            </w:r>
+          </w:p>
+          <w:p>
+            <w:pPr>
+              <w:ind w:firstLine="0"/>
+              <w:rPr>
+                <w:rFonts w:ascii="Consolas" w:hAnsi="Consolas"/>
+              </w:rPr>
+            </w:pPr>
+            <w:r>
+              <w:rPr>
+                <w:rFonts w:ascii="Consolas" w:hAnsi="Consolas"/>
+              </w:rPr>
+              <w:t xml:space="preserve">    if (error.response?.status === 401) {</w:t>
+            </w:r>
+          </w:p>
+          <w:p>
+            <w:pPr>
+              <w:ind w:firstLine="0"/>
+              <w:rPr>
+                <w:rFonts w:ascii="Consolas" w:hAnsi="Consolas"/>
+              </w:rPr>
+            </w:pPr>
+            <w:r>
+              <w:rPr>
+                <w:rFonts w:ascii="Consolas" w:hAnsi="Consolas"/>
+              </w:rPr>
+              <w:t xml:space="preserve">      useAuthStore.getState().logout()</w:t>
+            </w:r>
+          </w:p>
+          <w:p>
+            <w:pPr>
+              <w:ind w:firstLine="0"/>
+              <w:rPr>
+                <w:rFonts w:ascii="Consolas" w:hAnsi="Consolas"/>
+              </w:rPr>
+            </w:pPr>
+            <w:r>
+              <w:rPr>
+                <w:rFonts w:ascii="Consolas" w:hAnsi="Consolas"/>
+              </w:rPr>
+              <w:t xml:space="preserve">      window.location.href = '/login'</w:t>
+            </w:r>
+          </w:p>
+          <w:p>
+            <w:pPr>
+              <w:ind w:firstLine="0"/>
+              <w:rPr>
+                <w:rFonts w:ascii="Consolas" w:hAnsi="Consolas"/>
+              </w:rPr>
+            </w:pPr>
+            <w:r>
+              <w:rPr>
+                <w:rFonts w:ascii="Consolas" w:hAnsi="Consolas"/>
+              </w:rPr>
+              <w:t xml:space="preserve">    }</w:t>
+            </w:r>
+          </w:p>
+          <w:p>
+            <w:pPr>
+              <w:ind w:firstLine="0"/>
+              <w:rPr>
+                <w:rFonts w:ascii="Consolas" w:hAnsi="Consolas"/>
+              </w:rPr>
+            </w:pPr>
+            <w:r>
+              <w:rPr>
+                <w:rFonts w:ascii="Consolas" w:hAnsi="Consolas"/>
+              </w:rPr>
+              <w:t xml:space="preserve">    return Promise.reject(error)</w:t>
+            </w:r>
+          </w:p>
+          <w:p>
+            <w:pPr>
+              <w:ind w:firstLine="0"/>
+            </w:pPr>
+            <w:r>
+              <w:rPr>
+                <w:rFonts w:ascii="Consolas" w:hAnsi="Consolas"/>
+              </w:rPr>
+              <w:t xml:space="preserve">  },</w:t>
+            </w:r>
+          </w:p>
+        </w:tc>
+      </w:tr>
+    </w:tbl>
+    <w:p>
+      <w:pPr>
+        <w:rPr>
+          <w:lang w:val="en-GB"/>
+        </w:rPr>
+      </w:pPr>
+      <w:r>
+        <w:rPr>
+          <w:lang w:val="en-GB"/>
+        </w:rPr>
+        <w:lastRenderedPageBreak/>
+        <w:t xml:space="preserve">Bên cạnh Web quản trị nội bộ, ChatDesk còn cung cấp Widget nhúng cho website của doanh nghiệp. Mỗi kênh Widget có widget_id, widget_secret và allowed_origins để kiểm soát website được phép nhúng. Khách truy cập website có thể gửi tin nhắn qua Widget, Backend tạo contact và conversation thuộc platform widget, sau đó đồng bộ realtime tới dashboard để nhân viên tiếp nhận giống như các kênh mạng xã hội khác.</w:t>
+      </w:r>
+    </w:p>
+    <w:p>
+      <w:pPr>
+        <w:rPr>
+          <w:lang w:val="en-GB"/>
+        </w:rPr>
+      </w:pPr>
+      <w:r>
+        <w:rPr>
+          <w:lang w:val="en-GB"/>
+        </w:rPr>
+        <w:t xml:space="preserve">Tổng thể, quá trình triển khai ChatDesk tạo thành một hệ thống CRM đa kênh có khả năng vận hành thực tế: PostgreSQL đảm bảo dữ liệu nghiệp vụ có quan hệ chặt chẽ, Milvus phục vụ tìm kiếm tri thức sản phẩm, FastAPI xử lý API/Webhook/WebSocket, ReactJS cung cấp bảng điều khiển cho doanh nghiệp, React Native hỗ trợ chăm sóc khách hàng trên di động và AI Chatbot giúp tự động hóa phản hồi khách hàng dựa trên dữ liệu riêng của từng doanh nghiệp.</w:t>
+      </w:r>
+    </w:p>
+    <w:p>
+      <w:pPr>
+        <w:rPr>
+          <w:lang w:val="en-GB"/>
+        </w:rPr>
+      </w:pPr>
+    </w:p>
     <w:sectPr>
       <w:pgSz w:w="12240" w:h="15840"/>
       <w:pgMar w:top="1440" w:right="1440" w:bottom="1440" w:left="1440" w:header="708" w:footer="708" w:gutter="0"/>
@@ -11,6 +2493,127 @@
     </w:sectPr>
   </w:body>
 </w:document>
+</file>
+
+<file path=word/numbering.xml><?xml version="1.0" encoding="utf-8"?>
+<w:numbering xmlns:wpc="http://schemas.microsoft.com/office/word/2010/wordprocessingCanvas" xmlns:cx="http://schemas.microsoft.com/office/drawing/2014/chartex" xmlns:cx1="http://schemas.microsoft.com/office/drawing/2015/9/8/chartex" xmlns:cx2="http://schemas.microsoft.com/office/drawing/2015/10/21/chartex" xmlns:cx3="http://schemas.microsoft.com/office/drawing/2016/5/9/chartex" xmlns:cx4="http://schemas.microsoft.com/office/drawing/2016/5/10/chartex" xmlns:cx5="http://schemas.microsoft.com/office/drawing/2016/5/11/chartex" xmlns:cx6="http://schemas.microsoft.com/office/drawing/2016/5/12/chartex" xmlns:cx7="http://schemas.microsoft.com/office/drawing/2016/5/13/chartex" xmlns:cx8="http://schemas.microsoft.com/office/drawing/2016/5/14/chartex" xmlns:mc="http://schemas.openxmlformats.org/markup-compatibility/2006" xmlns:aink="http://schemas.microsoft.com/office/drawing/2016/ink" xmlns:am3d="http://schemas.microsoft.com/office/drawing/2017/model3d" xmlns:o="urn:schemas-microsoft-com:office:office" xmlns:oel="http://schemas.microsoft.com/office/2019/extlst" xmlns:r="http://schemas.openxmlformats.org/officeDocument/2006/relationships" xmlns:m="http://schemas.openxmlformats.org/officeDocument/2006/math" xmlns:v="urn:schemas-microsoft-com:vml" xmlns:wp14="http://schemas.microsoft.com/office/word/2010/wordprocessingDrawing" xmlns:wp="http://schemas.openxmlformats.org/drawingml/2006/wordprocessingDrawing" xmlns:w10="urn:schemas-microsoft-com:office:word" xmlns:w="http://schemas.openxmlformats.org/wordprocessingml/2006/main" xmlns:w14="http://schemas.microsoft.com/office/word/2010/wordml" xmlns:w15="http://schemas.microsoft.com/office/word/2012/wordml" xmlns:w16cex="http://schemas.microsoft.com/office/word/2018/wordml/cex" xmlns:w16cid="http://schemas.microsoft.com/office/word/2016/wordml/cid" xmlns:w16="http://schemas.microsoft.com/office/word/2018/wordml" xmlns:w16du="http://schemas.microsoft.com/office/word/2023/wordml/word16du" xmlns:w16sdtdh="http://schemas.microsoft.com/office/word/2020/wordml/sdtdatahash" xmlns:w16sdtfl="http://schemas.microsoft.com/office/word/2024/wordml/sdtformatlock" xmlns:w16se="http://schemas.microsoft.com/office/word/2015/wordml/symex" xmlns:wpg="http://schemas.microsoft.com/office/word/2010/wordprocessingGroup" xmlns:wpi="http://schemas.microsoft.com/office/word/2010/wordprocessingInk" xmlns:wne="http://schemas.microsoft.com/office/word/2006/wordml" xmlns:wps="http://schemas.microsoft.com/office/word/2010/wordprocessingShape" mc:Ignorable="w14 w15 w16se w16cid w16 w16cex w16sdtdh w16sdtfl w16du wp14">
+  <w:abstractNum w:abstractNumId="0" w15:restartNumberingAfterBreak="0">
+    <w:nsid w:val="4D9C19DA"/>
+    <w:multiLevelType w:val="hybridMultilevel"/>
+    <w:tmpl w:val="0010DED4"/>
+    <w:lvl w:ilvl="0" w:tplc="042A0001">
+      <w:start w:val="1"/>
+      <w:numFmt w:val="bullet"/>
+      <w:lvlText w:val=""/>
+      <w:lvlJc w:val="left"/>
+      <w:pPr>
+        <w:ind w:left="1287" w:hanging="360"/>
+      </w:pPr>
+      <w:rPr>
+        <w:rFonts w:ascii="Symbol" w:hAnsi="Symbol" w:hint="default"/>
+      </w:rPr>
+    </w:lvl>
+    <w:lvl w:ilvl="1" w:tplc="08090003" w:tentative="1">
+      <w:start w:val="1"/>
+      <w:numFmt w:val="bullet"/>
+      <w:lvlText w:val="o"/>
+      <w:lvlJc w:val="left"/>
+      <w:pPr>
+        <w:ind w:left="2007" w:hanging="360"/>
+      </w:pPr>
+      <w:rPr>
+        <w:rFonts w:ascii="Courier New" w:hAnsi="Courier New" w:cs="Courier New" w:hint="default"/>
+      </w:rPr>
+    </w:lvl>
+    <w:lvl w:ilvl="2" w:tplc="08090005" w:tentative="1">
+      <w:start w:val="1"/>
+      <w:numFmt w:val="bullet"/>
+      <w:lvlText w:val=""/>
+      <w:lvlJc w:val="left"/>
+      <w:pPr>
+        <w:ind w:left="2727" w:hanging="360"/>
+      </w:pPr>
+      <w:rPr>
+        <w:rFonts w:ascii="Wingdings" w:hAnsi="Wingdings" w:hint="default"/>
+      </w:rPr>
+    </w:lvl>
+    <w:lvl w:ilvl="3" w:tplc="08090001" w:tentative="1">
+      <w:start w:val="1"/>
+      <w:numFmt w:val="bullet"/>
+      <w:lvlText w:val=""/>
+      <w:lvlJc w:val="left"/>
+      <w:pPr>
+        <w:ind w:left="3447" w:hanging="360"/>
+      </w:pPr>
+      <w:rPr>
+        <w:rFonts w:ascii="Symbol" w:hAnsi="Symbol" w:hint="default"/>
+      </w:rPr>
+    </w:lvl>
+    <w:lvl w:ilvl="4" w:tplc="08090003" w:tentative="1">
+      <w:start w:val="1"/>
+      <w:numFmt w:val="bullet"/>
+      <w:lvlText w:val="o"/>
+      <w:lvlJc w:val="left"/>
+      <w:pPr>
+        <w:ind w:left="4167" w:hanging="360"/>
+      </w:pPr>
+      <w:rPr>
+        <w:rFonts w:ascii="Courier New" w:hAnsi="Courier New" w:cs="Courier New" w:hint="default"/>
+      </w:rPr>
+    </w:lvl>
+    <w:lvl w:ilvl="5" w:tplc="08090005" w:tentative="1">
+      <w:start w:val="1"/>
+      <w:numFmt w:val="bullet"/>
+      <w:lvlText w:val=""/>
+      <w:lvlJc w:val="left"/>
+      <w:pPr>
+        <w:ind w:left="4887" w:hanging="360"/>
+      </w:pPr>
+      <w:rPr>
+        <w:rFonts w:ascii="Wingdings" w:hAnsi="Wingdings" w:hint="default"/>
+      </w:rPr>
+    </w:lvl>
+    <w:lvl w:ilvl="6" w:tplc="08090001" w:tentative="1">
+      <w:start w:val="1"/>
+      <w:numFmt w:val="bullet"/>
+      <w:lvlText w:val=""/>
+      <w:lvlJc w:val="left"/>
+      <w:pPr>
+        <w:ind w:left="5607" w:hanging="360"/>
+      </w:pPr>
+      <w:rPr>
+        <w:rFonts w:ascii="Symbol" w:hAnsi="Symbol" w:hint="default"/>
+      </w:rPr>
+    </w:lvl>
+    <w:lvl w:ilvl="7" w:tplc="08090003" w:tentative="1">
+      <w:start w:val="1"/>
+      <w:numFmt w:val="bullet"/>
+      <w:lvlText w:val="o"/>
+      <w:lvlJc w:val="left"/>
+      <w:pPr>
+        <w:ind w:left="6327" w:hanging="360"/>
+      </w:pPr>
+      <w:rPr>
+        <w:rFonts w:ascii="Courier New" w:hAnsi="Courier New" w:cs="Courier New" w:hint="default"/>
+      </w:rPr>
+    </w:lvl>
+    <w:lvl w:ilvl="8" w:tplc="08090005" w:tentative="1">
+      <w:start w:val="1"/>
+      <w:numFmt w:val="bullet"/>
+      <w:lvlText w:val=""/>
+      <w:lvlJc w:val="left"/>
+      <w:pPr>
+        <w:ind w:left="7047" w:hanging="360"/>
+      </w:pPr>
+      <w:rPr>
+        <w:rFonts w:ascii="Wingdings" w:hAnsi="Wingdings" w:hint="default"/>
+      </w:rPr>
+    </w:lvl>
+  </w:abstractNum>
+  <w:num w:numId="1" w16cid:durableId="1754620375">
+    <w:abstractNumId w:val="0"/>
+  </w:num>
+</w:numbering>
 </file>
 
 <file path=word/styles.xml><?xml version="1.0" encoding="utf-8"?>
@@ -187,7 +2790,7 @@
     <w:lsdException w:name="Table Web 2" w:semiHidden="1" w:unhideWhenUsed="1"/>
     <w:lsdException w:name="Table Web 3" w:semiHidden="1" w:unhideWhenUsed="1"/>
     <w:lsdException w:name="Balloon Text" w:semiHidden="1" w:unhideWhenUsed="1"/>
-    <w:lsdException w:name="Table Grid" w:uiPriority="39"/>
+    <w:lsdException w:name="Table Grid" w:uiPriority="59"/>
     <w:lsdException w:name="Table Theme" w:semiHidden="1" w:unhideWhenUsed="1"/>
     <w:lsdException w:name="Placeholder Text" w:semiHidden="1"/>
     <w:lsdException w:name="No Spacing" w:uiPriority="1" w:qFormat="1"/>
@@ -413,6 +3016,20 @@
   <w:style w:type="paragraph" w:default="1" w:styleId="Normal">
     <w:name w:val="Normal"/>
     <w:qFormat/>
+    <w:rsid w:val="008038B0"/>
+    <w:pPr>
+      <w:spacing w:before="120" w:after="0" w:line="288" w:lineRule="auto"/>
+      <w:ind w:firstLine="567"/>
+      <w:jc w:val="both"/>
+    </w:pPr>
+    <w:rPr>
+      <w:rFonts w:ascii="Times New Roman" w:eastAsia="Calibri" w:hAnsi="Times New Roman" w:cs="Cordia New"/>
+      <w:kern w:val="0"/>
+      <w:sz w:val="28"/>
+      <w:szCs w:val="28"/>
+      <w:lang w:val="en-AU" w:eastAsia="en-US" w:bidi="th-TH"/>
+      <w14:ligatures w14:val="none"/>
+    </w:rPr>
   </w:style>
   <w:style w:type="paragraph" w:styleId="Heading1">
     <w:name w:val="heading 1"/>
@@ -421,7 +3038,7 @@
     <w:link w:val="Heading1Char"/>
     <w:uiPriority w:val="9"/>
     <w:qFormat/>
-    <w:rsid w:val="004E024F"/>
+    <w:rsid w:val="008038B0"/>
     <w:pPr>
       <w:keepNext/>
       <w:keepLines/>
@@ -441,10 +3058,9 @@
     <w:next w:val="Normal"/>
     <w:link w:val="Heading2Char"/>
     <w:uiPriority w:val="9"/>
-    <w:semiHidden/>
     <w:unhideWhenUsed/>
     <w:qFormat/>
-    <w:rsid w:val="004E024F"/>
+    <w:rsid w:val="008038B0"/>
     <w:pPr>
       <w:keepNext/>
       <w:keepLines/>
@@ -464,10 +3080,9 @@
     <w:next w:val="Normal"/>
     <w:link w:val="Heading3Char"/>
     <w:uiPriority w:val="9"/>
-    <w:semiHidden/>
     <w:unhideWhenUsed/>
     <w:qFormat/>
-    <w:rsid w:val="004E024F"/>
+    <w:rsid w:val="008038B0"/>
     <w:pPr>
       <w:keepNext/>
       <w:keepLines/>
@@ -477,8 +3092,6 @@
     <w:rPr>
       <w:rFonts w:eastAsiaTheme="majorEastAsia" w:cstheme="majorBidi"/>
       <w:color w:val="0F4761" w:themeColor="accent1" w:themeShade="BF"/>
-      <w:sz w:val="28"/>
-      <w:szCs w:val="28"/>
     </w:rPr>
   </w:style>
   <w:style w:type="paragraph" w:styleId="Heading4">
@@ -487,10 +3100,9 @@
     <w:next w:val="Normal"/>
     <w:link w:val="Heading4Char"/>
     <w:uiPriority w:val="9"/>
-    <w:semiHidden/>
     <w:unhideWhenUsed/>
     <w:qFormat/>
-    <w:rsid w:val="004E024F"/>
+    <w:rsid w:val="008038B0"/>
     <w:pPr>
       <w:keepNext/>
       <w:keepLines/>
@@ -510,10 +3122,9 @@
     <w:next w:val="Normal"/>
     <w:link w:val="Heading5Char"/>
     <w:uiPriority w:val="9"/>
-    <w:semiHidden/>
     <w:unhideWhenUsed/>
     <w:qFormat/>
-    <w:rsid w:val="004E024F"/>
+    <w:rsid w:val="008038B0"/>
     <w:pPr>
       <w:keepNext/>
       <w:keepLines/>
@@ -534,11 +3145,11 @@
     <w:semiHidden/>
     <w:unhideWhenUsed/>
     <w:qFormat/>
-    <w:rsid w:val="004E024F"/>
+    <w:rsid w:val="008038B0"/>
     <w:pPr>
       <w:keepNext/>
       <w:keepLines/>
-      <w:spacing w:before="40" w:after="0"/>
+      <w:spacing w:before="40"/>
       <w:outlineLvl w:val="5"/>
     </w:pPr>
     <w:rPr>
@@ -557,11 +3168,11 @@
     <w:semiHidden/>
     <w:unhideWhenUsed/>
     <w:qFormat/>
-    <w:rsid w:val="004E024F"/>
+    <w:rsid w:val="008038B0"/>
     <w:pPr>
       <w:keepNext/>
       <w:keepLines/>
-      <w:spacing w:before="40" w:after="0"/>
+      <w:spacing w:before="40"/>
       <w:outlineLvl w:val="6"/>
     </w:pPr>
     <w:rPr>
@@ -578,11 +3189,10 @@
     <w:semiHidden/>
     <w:unhideWhenUsed/>
     <w:qFormat/>
-    <w:rsid w:val="004E024F"/>
+    <w:rsid w:val="008038B0"/>
     <w:pPr>
       <w:keepNext/>
       <w:keepLines/>
-      <w:spacing w:after="0"/>
       <w:outlineLvl w:val="7"/>
     </w:pPr>
     <w:rPr>
@@ -601,11 +3211,10 @@
     <w:semiHidden/>
     <w:unhideWhenUsed/>
     <w:qFormat/>
-    <w:rsid w:val="004E024F"/>
+    <w:rsid w:val="008038B0"/>
     <w:pPr>
       <w:keepNext/>
       <w:keepLines/>
-      <w:spacing w:after="0"/>
       <w:outlineLvl w:val="8"/>
     </w:pPr>
     <w:rPr>
@@ -645,7 +3254,7 @@
     <w:basedOn w:val="DefaultParagraphFont"/>
     <w:link w:val="Heading1"/>
     <w:uiPriority w:val="9"/>
-    <w:rsid w:val="004E024F"/>
+    <w:rsid w:val="008038B0"/>
     <w:rPr>
       <w:rFonts w:asciiTheme="majorHAnsi" w:eastAsiaTheme="majorEastAsia" w:hAnsiTheme="majorHAnsi" w:cstheme="majorBidi"/>
       <w:color w:val="0F4761" w:themeColor="accent1" w:themeShade="BF"/>
@@ -658,8 +3267,7 @@
     <w:basedOn w:val="DefaultParagraphFont"/>
     <w:link w:val="Heading2"/>
     <w:uiPriority w:val="9"/>
-    <w:semiHidden/>
-    <w:rsid w:val="004E024F"/>
+    <w:rsid w:val="008038B0"/>
     <w:rPr>
       <w:rFonts w:asciiTheme="majorHAnsi" w:eastAsiaTheme="majorEastAsia" w:hAnsiTheme="majorHAnsi" w:cstheme="majorBidi"/>
       <w:color w:val="0F4761" w:themeColor="accent1" w:themeShade="BF"/>
@@ -672,8 +3280,7 @@
     <w:basedOn w:val="DefaultParagraphFont"/>
     <w:link w:val="Heading3"/>
     <w:uiPriority w:val="9"/>
-    <w:semiHidden/>
-    <w:rsid w:val="004E024F"/>
+    <w:rsid w:val="008038B0"/>
     <w:rPr>
       <w:rFonts w:eastAsiaTheme="majorEastAsia" w:cstheme="majorBidi"/>
       <w:color w:val="0F4761" w:themeColor="accent1" w:themeShade="BF"/>
@@ -687,7 +3294,7 @@
     <w:link w:val="Heading4"/>
     <w:uiPriority w:val="9"/>
     <w:semiHidden/>
-    <w:rsid w:val="004E024F"/>
+    <w:rsid w:val="008038B0"/>
     <w:rPr>
       <w:rFonts w:eastAsiaTheme="majorEastAsia" w:cstheme="majorBidi"/>
       <w:i/>
@@ -701,7 +3308,7 @@
     <w:link w:val="Heading5"/>
     <w:uiPriority w:val="9"/>
     <w:semiHidden/>
-    <w:rsid w:val="004E024F"/>
+    <w:rsid w:val="008038B0"/>
     <w:rPr>
       <w:rFonts w:eastAsiaTheme="majorEastAsia" w:cstheme="majorBidi"/>
       <w:color w:val="0F4761" w:themeColor="accent1" w:themeShade="BF"/>
@@ -713,7 +3320,7 @@
     <w:link w:val="Heading6"/>
     <w:uiPriority w:val="9"/>
     <w:semiHidden/>
-    <w:rsid w:val="004E024F"/>
+    <w:rsid w:val="008038B0"/>
     <w:rPr>
       <w:rFonts w:eastAsiaTheme="majorEastAsia" w:cstheme="majorBidi"/>
       <w:i/>
@@ -727,7 +3334,7 @@
     <w:link w:val="Heading7"/>
     <w:uiPriority w:val="9"/>
     <w:semiHidden/>
-    <w:rsid w:val="004E024F"/>
+    <w:rsid w:val="008038B0"/>
     <w:rPr>
       <w:rFonts w:eastAsiaTheme="majorEastAsia" w:cstheme="majorBidi"/>
       <w:color w:val="595959" w:themeColor="text1" w:themeTint="A6"/>
@@ -739,7 +3346,7 @@
     <w:link w:val="Heading8"/>
     <w:uiPriority w:val="9"/>
     <w:semiHidden/>
-    <w:rsid w:val="004E024F"/>
+    <w:rsid w:val="008038B0"/>
     <w:rPr>
       <w:rFonts w:eastAsiaTheme="majorEastAsia" w:cstheme="majorBidi"/>
       <w:i/>
@@ -753,7 +3360,7 @@
     <w:link w:val="Heading9"/>
     <w:uiPriority w:val="9"/>
     <w:semiHidden/>
-    <w:rsid w:val="004E024F"/>
+    <w:rsid w:val="008038B0"/>
     <w:rPr>
       <w:rFonts w:eastAsiaTheme="majorEastAsia" w:cstheme="majorBidi"/>
       <w:color w:val="272727" w:themeColor="text1" w:themeTint="D8"/>
@@ -766,7 +3373,7 @@
     <w:link w:val="TitleChar"/>
     <w:uiPriority w:val="10"/>
     <w:qFormat/>
-    <w:rsid w:val="004E024F"/>
+    <w:rsid w:val="008038B0"/>
     <w:pPr>
       <w:spacing w:after="80" w:line="240" w:lineRule="auto"/>
       <w:contextualSpacing/>
@@ -784,7 +3391,7 @@
     <w:basedOn w:val="DefaultParagraphFont"/>
     <w:link w:val="Title"/>
     <w:uiPriority w:val="10"/>
-    <w:rsid w:val="004E024F"/>
+    <w:rsid w:val="008038B0"/>
     <w:rPr>
       <w:rFonts w:asciiTheme="majorHAnsi" w:eastAsiaTheme="majorEastAsia" w:hAnsiTheme="majorHAnsi" w:cstheme="majorBidi"/>
       <w:spacing w:val="-10"/>
@@ -800,7 +3407,7 @@
     <w:link w:val="SubtitleChar"/>
     <w:uiPriority w:val="11"/>
     <w:qFormat/>
-    <w:rsid w:val="004E024F"/>
+    <w:rsid w:val="008038B0"/>
     <w:pPr>
       <w:numPr>
         <w:ilvl w:val="1"/>
@@ -810,8 +3417,6 @@
       <w:rFonts w:eastAsiaTheme="majorEastAsia" w:cstheme="majorBidi"/>
       <w:color w:val="595959" w:themeColor="text1" w:themeTint="A6"/>
       <w:spacing w:val="15"/>
-      <w:sz w:val="28"/>
-      <w:szCs w:val="28"/>
     </w:rPr>
   </w:style>
   <w:style w:type="character" w:customStyle="1" w:styleId="SubtitleChar">
@@ -819,7 +3424,7 @@
     <w:basedOn w:val="DefaultParagraphFont"/>
     <w:link w:val="Subtitle"/>
     <w:uiPriority w:val="11"/>
-    <w:rsid w:val="004E024F"/>
+    <w:rsid w:val="008038B0"/>
     <w:rPr>
       <w:rFonts w:eastAsiaTheme="majorEastAsia" w:cstheme="majorBidi"/>
       <w:color w:val="595959" w:themeColor="text1" w:themeTint="A6"/>
@@ -835,7 +3440,7 @@
     <w:link w:val="QuoteChar"/>
     <w:uiPriority w:val="29"/>
     <w:qFormat/>
-    <w:rsid w:val="004E024F"/>
+    <w:rsid w:val="008038B0"/>
     <w:pPr>
       <w:spacing w:before="160"/>
       <w:jc w:val="center"/>
@@ -851,7 +3456,7 @@
     <w:basedOn w:val="DefaultParagraphFont"/>
     <w:link w:val="Quote"/>
     <w:uiPriority w:val="29"/>
-    <w:rsid w:val="004E024F"/>
+    <w:rsid w:val="008038B0"/>
     <w:rPr>
       <w:i/>
       <w:iCs/>
@@ -863,7 +3468,7 @@
     <w:basedOn w:val="Normal"/>
     <w:uiPriority w:val="34"/>
     <w:qFormat/>
-    <w:rsid w:val="004E024F"/>
+    <w:rsid w:val="008038B0"/>
     <w:pPr>
       <w:ind w:left="720"/>
       <w:contextualSpacing/>
@@ -874,7 +3479,7 @@
     <w:basedOn w:val="DefaultParagraphFont"/>
     <w:uiPriority w:val="21"/>
     <w:qFormat/>
-    <w:rsid w:val="004E024F"/>
+    <w:rsid w:val="008038B0"/>
     <w:rPr>
       <w:i/>
       <w:iCs/>
@@ -888,7 +3493,7 @@
     <w:link w:val="IntenseQuoteChar"/>
     <w:uiPriority w:val="30"/>
     <w:qFormat/>
-    <w:rsid w:val="004E024F"/>
+    <w:rsid w:val="008038B0"/>
     <w:pPr>
       <w:pBdr>
         <w:top w:val="single" w:sz="4" w:space="10" w:color="0F4761" w:themeColor="accent1" w:themeShade="BF"/>
@@ -909,7 +3514,7 @@
     <w:basedOn w:val="DefaultParagraphFont"/>
     <w:link w:val="IntenseQuote"/>
     <w:uiPriority w:val="30"/>
-    <w:rsid w:val="004E024F"/>
+    <w:rsid w:val="008038B0"/>
     <w:rPr>
       <w:i/>
       <w:iCs/>
@@ -921,13 +3526,53 @@
     <w:basedOn w:val="DefaultParagraphFont"/>
     <w:uiPriority w:val="32"/>
     <w:qFormat/>
-    <w:rsid w:val="004E024F"/>
+    <w:rsid w:val="008038B0"/>
     <w:rPr>
       <w:b/>
       <w:bCs/>
       <w:smallCaps/>
       <w:color w:val="0F4761" w:themeColor="accent1" w:themeShade="BF"/>
       <w:spacing w:val="5"/>
+    </w:rPr>
+  </w:style>
+  <w:style w:type="table" w:styleId="TableGrid">
+    <w:name w:val="Table Grid"/>
+    <w:basedOn w:val="TableNormal"/>
+    <w:uiPriority w:val="59"/>
+    <w:rsid w:val="008038B0"/>
+    <w:pPr>
+      <w:spacing w:after="0" w:line="240" w:lineRule="auto"/>
+    </w:pPr>
+    <w:rPr>
+      <w:rFonts w:ascii="Calibri" w:eastAsia="Calibri" w:hAnsi="Calibri" w:cs="Cordia New"/>
+      <w:kern w:val="0"/>
+      <w:sz w:val="20"/>
+      <w:szCs w:val="20"/>
+      <w:lang w:eastAsia="en-US"/>
+      <w14:ligatures w14:val="none"/>
+    </w:rPr>
+    <w:tblPr>
+      <w:tblBorders>
+        <w:top w:val="single" w:sz="4" w:space="0" w:color="auto"/>
+        <w:left w:val="single" w:sz="4" w:space="0" w:color="auto"/>
+        <w:bottom w:val="single" w:sz="4" w:space="0" w:color="auto"/>
+        <w:right w:val="single" w:sz="4" w:space="0" w:color="auto"/>
+        <w:insideH w:val="single" w:sz="4" w:space="0" w:color="auto"/>
+        <w:insideV w:val="single" w:sz="4" w:space="0" w:color="auto"/>
+      </w:tblBorders>
+    </w:tblPr>
+  </w:style>
+  <w:style w:type="character" w:styleId="HTMLCode">
+    <w:name w:val="HTML Code"/>
+    <w:basedOn w:val="DefaultParagraphFont"/>
+    <w:uiPriority w:val="99"/>
+    <w:semiHidden/>
+    <w:unhideWhenUsed/>
+    <w:rsid w:val="008038B0"/>
+    <w:rPr>
+      <w:rFonts w:ascii="Courier New" w:eastAsia="Times New Roman" w:hAnsi="Courier New" w:cs="Courier New"/>
+      <w:sz w:val="20"/>
+      <w:szCs w:val="20"/>
     </w:rPr>
   </w:style>
 </w:styles>
